--- a/scripts/multitrack/README.docx
+++ b/scripts/multitrack/README.docx
@@ -10,7 +10,7 @@
         <w:t xml:space="preserve">README</w:t>
       </w:r>
     </w:p>
-    <w:bookmarkStart w:id="16" w:name="Xec99d9f35fc1824d3eef1429bd1befa5e5beb16"/>
+    <w:bookmarkStart w:id="18" w:name="Xec99d9f35fc1824d3eef1429bd1befa5e5beb16"/>
     <w:p>
       <w:pPr>
         <w:pStyle w:val="Heading1"/>
@@ -572,7 +572,7 @@
               <w:pStyle w:val="Compact"/>
             </w:pPr>
             <w:r>
-              <w:t xml:space="preserve">Thin toolkit adapter: prints the alias's bound worktree AND fires a best-effort, non-fatal, fully-detached</w:t>
+              <w:t xml:space="preserve">Thin toolkit adapter: resolves WHICH consumer project this invocation is for (§11.4.177, see below), prints the alias's bound worktree AND fires a best-effort, non-fatal, fully-detached</w:t>
             </w:r>
             <w:r>
               <w:t xml:space="preserve"> </w:t>
@@ -588,6 +588,21 @@
             </w:r>
             <w:r>
               <w:t xml:space="preserve">(bind-on-start, §11.4.177), fallback monitor, AND constitution auto-sync for the resolved track (never for the conductor).</w:t>
+            </w:r>
+            <w:r>
+              <w:t xml:space="preserve"> </w:t>
+            </w:r>
+            <w:r>
+              <w:rPr>
+                <w:rStyle w:val="VerbatimChar"/>
+              </w:rPr>
+              <w:t xml:space="preserve">--consumer-root [alias]</w:t>
+            </w:r>
+            <w:r>
+              <w:t xml:space="preserve"> </w:t>
+            </w:r>
+            <w:r>
+              <w:t xml:space="preserve">reports the resolved consumer + why.</w:t>
             </w:r>
           </w:p>
         </w:tc>
@@ -771,13 +786,13 @@
       </w:r>
     </w:p>
     <w:bookmarkEnd w:id="9"/>
-    <w:bookmarkStart w:id="13" w:name="X5f4bc59a9e1655db595f39911bb030f4455025d"/>
+    <w:bookmarkStart w:id="10" w:name="X449660c002fedc5add0b18f200be54fe2619a4c"/>
     <w:p>
       <w:pPr>
         <w:pStyle w:val="Heading2"/>
       </w:pPr>
       <w:r>
-        <w:t xml:space="preserve">Config contract — how a generic script finds project config</w:t>
+        <w:t xml:space="preserve">Which consumer project? — the cwd-hook's consumer-root resolution (§11.4.177)</w:t>
       </w:r>
     </w:p>
     <w:p>
@@ -785,132 +800,104 @@
         <w:pStyle w:val="FirstParagraph"/>
       </w:pPr>
       <w:r>
-        <w:t xml:space="preserve">A generic script self-locates BOTH roots with zero hardcoding:</w:t>
+        <w:t xml:space="preserve">Every engine entry point EXCEPT the cwd-hook runs from INSIDE a consumer</w:t>
+      </w:r>
+      <w:r>
+        <w:t xml:space="preserve"> </w:t>
+      </w:r>
+      <w:r>
+        <w:t xml:space="preserve">checkout, so self-location (below) is the right answer for them. The cwd-hook is</w:t>
+      </w:r>
+      <w:r>
+        <w:t xml:space="preserve"> </w:t>
+      </w:r>
+      <w:r>
+        <w:t xml:space="preserve">the exception: the toolkit invokes it only when cwd is</w:t>
+      </w:r>
+      <w:r>
+        <w:t xml:space="preserve"> </w:t>
+      </w:r>
+      <w:r>
+        <w:rPr>
+          <w:b/>
+          <w:bCs/>
+        </w:rPr>
+        <w:t xml:space="preserve">not</w:t>
+      </w:r>
+      <w:r>
+        <w:t xml:space="preserve"> </w:t>
+      </w:r>
+      <w:r>
+        <w:t xml:space="preserve">a git repo, and it</w:t>
+      </w:r>
+      <w:r>
+        <w:t xml:space="preserve"> </w:t>
+      </w:r>
+      <w:r>
+        <w:t xml:space="preserve">is customarily installed</w:t>
+      </w:r>
+      <w:r>
+        <w:t xml:space="preserve"> </w:t>
+      </w:r>
+      <w:r>
+        <w:rPr>
+          <w:b/>
+          <w:bCs/>
+        </w:rPr>
+        <w:t xml:space="preserve">once</w:t>
+      </w:r>
+      <w:r>
+        <w:t xml:space="preserve"> </w:t>
+      </w:r>
+      <w:r>
+        <w:t xml:space="preserve">on a shared PATH. Self-location there answers a</w:t>
+      </w:r>
+      <w:r>
+        <w:t xml:space="preserve"> </w:t>
+      </w:r>
+      <w:r>
+        <w:t xml:space="preserve">question it cannot know — it returns whichever checkout physically holds the</w:t>
+      </w:r>
+      <w:r>
+        <w:t xml:space="preserve"> </w:t>
+      </w:r>
+      <w:r>
+        <w:t xml:space="preserve">engine, shadowing every sibling consumer on the host that ships its own</w:t>
+      </w:r>
+      <w:r>
+        <w:t xml:space="preserve"> </w:t>
+      </w:r>
+      <w:r>
+        <w:rPr>
+          <w:rStyle w:val="VerbatimChar"/>
+        </w:rPr>
+        <w:t xml:space="preserve">config/multitrack/</w:t>
+      </w:r>
+      <w:r>
+        <w:t xml:space="preserve">.</w:t>
       </w:r>
     </w:p>
     <w:p>
       <w:pPr>
-        <w:pStyle w:val="Compact"/>
-        <w:numPr>
-          <w:ilvl w:val="0"/>
-          <w:numId w:val="1001"/>
-        </w:numPr>
-      </w:pPr>
-      <w:r>
-        <w:rPr>
-          <w:b/>
-          <w:bCs/>
-        </w:rPr>
-        <w:t xml:space="preserve">Constitution root</w:t>
-      </w:r>
-      <w:r>
-        <w:t xml:space="preserve"> </w:t>
-      </w:r>
-      <w:r>
-        <w:t xml:space="preserve">— via</w:t>
-      </w:r>
-      <w:r>
-        <w:t xml:space="preserve"> </w:t>
-      </w:r>
-      <w:r>
-        <w:rPr>
-          <w:rStyle w:val="VerbatimChar"/>
-        </w:rPr>
-        <w:t xml:space="preserve">constitution/find_constitution.sh</w:t>
-      </w:r>
-      <w:r>
-        <w:t xml:space="preserve"> </w:t>
-      </w:r>
-      <w:r>
-        <w:t xml:space="preserve">(honors an</w:t>
-      </w:r>
-      <w:r>
-        <w:t xml:space="preserve"> </w:t>
-      </w:r>
-      <w:r>
-        <w:t xml:space="preserve">explicit</w:t>
-      </w:r>
-      <w:r>
-        <w:t xml:space="preserve"> </w:t>
-      </w:r>
-      <w:r>
-        <w:rPr>
-          <w:rStyle w:val="VerbatimChar"/>
-        </w:rPr>
-        <w:t xml:space="preserve">CONSTITUTION_DIR</w:t>
-      </w:r>
-      <w:r>
-        <w:t xml:space="preserve"> </w:t>
-      </w:r>
-      <w:r>
-        <w:t xml:space="preserve">override, else walks up for</w:t>
-      </w:r>
-      <w:r>
-        <w:t xml:space="preserve"> </w:t>
-      </w:r>
-      <w:r>
-        <w:rPr>
-          <w:rStyle w:val="VerbatimChar"/>
-        </w:rPr>
-        <w:t xml:space="preserve">constitution/Constitution.md</w:t>
-      </w:r>
-      <w:r>
-        <w:t xml:space="preserve"> </w:t>
-      </w:r>
-      <w:r>
-        <w:t xml:space="preserve">/</w:t>
-      </w:r>
-      <w:r>
-        <w:t xml:space="preserve"> </w:t>
-      </w:r>
-      <w:r>
-        <w:rPr>
-          <w:rStyle w:val="VerbatimChar"/>
-        </w:rPr>
-        <w:t xml:space="preserve">submodules/constitution/Constitution.md</w:t>
-      </w:r>
-      <w:r>
-        <w:t xml:space="preserve">,</w:t>
-      </w:r>
-      <w:r>
-        <w:t xml:space="preserve"> </w:t>
-      </w:r>
-      <w:r>
-        <w:t xml:space="preserve">else follows the git superproject pointer). These scripts do not need it at</w:t>
-      </w:r>
-      <w:r>
-        <w:t xml:space="preserve"> </w:t>
-      </w:r>
-      <w:r>
-        <w:t xml:space="preserve">runtime (they are self-contained), but it is the canonical self-location</w:t>
-      </w:r>
-      <w:r>
-        <w:t xml:space="preserve"> </w:t>
-      </w:r>
-      <w:r>
-        <w:t xml:space="preserve">primitive when a caller needs the constitution root.</w:t>
-      </w:r>
-    </w:p>
-    <w:p>
-      <w:pPr>
-        <w:pStyle w:val="Compact"/>
-        <w:numPr>
-          <w:ilvl w:val="0"/>
-          <w:numId w:val="1001"/>
-        </w:numPr>
-      </w:pPr>
-      <w:r>
-        <w:rPr>
-          <w:b/>
-          <w:bCs/>
-        </w:rPr>
-        <w:t xml:space="preserve">Project/repo root</w:t>
-      </w:r>
-      <w:r>
-        <w:t xml:space="preserve"> </w:t>
-      </w:r>
-      <w:r>
-        <w:t xml:space="preserve">—</w:t>
+        <w:pStyle w:val="BodyText"/>
+      </w:pPr>
+      <w:r>
+        <w:rPr>
+          <w:rStyle w:val="VerbatimChar"/>
+        </w:rPr>
+        <w:t xml:space="preserve">multitrack_cwd_hook.sh</w:t>
+      </w:r>
+      <w:r>
+        <w:t xml:space="preserve"> </w:t>
+      </w:r>
+      <w:r>
+        <w:t xml:space="preserve">therefore resolves the consumer root itself, first hit</w:t>
+      </w:r>
+      <w:r>
+        <w:t xml:space="preserve"> </w:t>
+      </w:r>
+      <w:r>
+        <w:t xml:space="preserve">wins, and exports it as</w:t>
       </w:r>
       <w:r>
         <w:t xml:space="preserve"> </w:t>
@@ -925,421 +912,7 @@
         <w:t xml:space="preserve"> </w:t>
       </w:r>
       <w:r>
-        <w:t xml:space="preserve">(explicit override) else the script's</w:t>
-      </w:r>
-      <w:r>
-        <w:t xml:space="preserve"> </w:t>
-      </w:r>
-      <w:r>
-        <w:rPr>
-          <w:rStyle w:val="VerbatimChar"/>
-        </w:rPr>
-        <w:t xml:space="preserve">../..</w:t>
-      </w:r>
-      <w:r>
-        <w:t xml:space="preserve">.</w:t>
-      </w:r>
-      <w:r>
-        <w:t xml:space="preserve"> </w:t>
-      </w:r>
-      <w:r>
-        <w:rPr>
-          <w:b/>
-          <w:bCs/>
-        </w:rPr>
-        <w:t xml:space="preserve">Because these scripts live at</w:t>
-      </w:r>
-      <w:r>
-        <w:rPr>
-          <w:b/>
-          <w:bCs/>
-        </w:rPr>
-        <w:t xml:space="preserve"> </w:t>
-      </w:r>
-      <w:r>
-        <w:rPr>
-          <w:rStyle w:val="VerbatimChar"/>
-          <w:b/>
-          <w:bCs/>
-        </w:rPr>
-        <w:t xml:space="preserve">constitution/scripts/multitrack/</w:t>
-      </w:r>
-      <w:r>
-        <w:rPr>
-          <w:b/>
-          <w:bCs/>
-        </w:rPr>
-        <w:t xml:space="preserve">,</w:t>
-      </w:r>
-      <w:r>
-        <w:rPr>
-          <w:b/>
-          <w:bCs/>
-        </w:rPr>
-        <w:t xml:space="preserve"> </w:t>
-      </w:r>
-      <w:r>
-        <w:rPr>
-          <w:b/>
-          <w:bCs/>
-        </w:rPr>
-        <w:t xml:space="preserve">their</w:t>
-      </w:r>
-      <w:r>
-        <w:rPr>
-          <w:b/>
-          <w:bCs/>
-        </w:rPr>
-        <w:t xml:space="preserve"> </w:t>
-      </w:r>
-      <w:r>
-        <w:rPr>
-          <w:rStyle w:val="VerbatimChar"/>
-          <w:b/>
-          <w:bCs/>
-        </w:rPr>
-        <w:t xml:space="preserve">../..</w:t>
-      </w:r>
-      <w:r>
-        <w:rPr>
-          <w:b/>
-          <w:bCs/>
-        </w:rPr>
-        <w:t xml:space="preserve"> </w:t>
-      </w:r>
-      <w:r>
-        <w:rPr>
-          <w:b/>
-          <w:bCs/>
-        </w:rPr>
-        <w:t xml:space="preserve">resolves to the constitution submodule, NOT the consuming</w:t>
-      </w:r>
-      <w:r>
-        <w:rPr>
-          <w:b/>
-          <w:bCs/>
-        </w:rPr>
-        <w:t xml:space="preserve"> </w:t>
-      </w:r>
-      <w:r>
-        <w:rPr>
-          <w:b/>
-          <w:bCs/>
-        </w:rPr>
-        <w:t xml:space="preserve">project.</w:t>
-      </w:r>
-      <w:r>
-        <w:t xml:space="preserve"> </w:t>
-      </w:r>
-      <w:r>
-        <w:t xml:space="preserve">A consumer therefore MUST set</w:t>
-      </w:r>
-      <w:r>
-        <w:t xml:space="preserve"> </w:t>
-      </w:r>
-      <w:r>
-        <w:rPr>
-          <w:rStyle w:val="VerbatimChar"/>
-        </w:rPr>
-        <w:t xml:space="preserve">MT_REPO_ROOT</w:t>
-      </w:r>
-      <w:r>
-        <w:t xml:space="preserve"> </w:t>
-      </w:r>
-      <w:r>
-        <w:t xml:space="preserve">(or the explicit</w:t>
-      </w:r>
-      <w:r>
-        <w:t xml:space="preserve"> </w:t>
-      </w:r>
-      <w:r>
-        <w:rPr>
-          <w:rStyle w:val="VerbatimChar"/>
-        </w:rPr>
-        <w:t xml:space="preserve">MT_CONFIG</w:t>
-      </w:r>
-      <w:r>
-        <w:t xml:space="preserve"> </w:t>
-      </w:r>
-      <w:r>
-        <w:t xml:space="preserve">full path) so config,</w:t>
-      </w:r>
-      <w:r>
-        <w:t xml:space="preserve"> </w:t>
-      </w:r>
-      <w:r>
-        <w:rPr>
-          <w:rStyle w:val="VerbatimChar"/>
-        </w:rPr>
-        <w:t xml:space="preserve">.ws_state</w:t>
-      </w:r>
-      <w:r>
-        <w:t xml:space="preserve">, and the tmp namespace resolve</w:t>
-      </w:r>
-      <w:r>
-        <w:t xml:space="preserve"> </w:t>
-      </w:r>
-      <w:r>
-        <w:t xml:space="preserve">against the project, not the constitution. The reference launcher exports</w:t>
-      </w:r>
-      <w:r>
-        <w:t xml:space="preserve"> </w:t>
-      </w:r>
-      <w:r>
-        <w:rPr>
-          <w:rStyle w:val="VerbatimChar"/>
-        </w:rPr>
-        <w:t xml:space="preserve">MT_REPO_ROOT</w:t>
-      </w:r>
-      <w:r>
-        <w:t xml:space="preserve"> </w:t>
-      </w:r>
-      <w:r>
-        <w:t xml:space="preserve">for every invocation.</w:t>
-      </w:r>
-    </w:p>
-    <w:p>
-      <w:pPr>
-        <w:pStyle w:val="Compact"/>
-        <w:numPr>
-          <w:ilvl w:val="0"/>
-          <w:numId w:val="1001"/>
-        </w:numPr>
-      </w:pPr>
-      <w:r>
-        <w:rPr>
-          <w:b/>
-          <w:bCs/>
-        </w:rPr>
-        <w:t xml:space="preserve">Per-host config file</w:t>
-      </w:r>
-      <w:r>
-        <w:t xml:space="preserve"> </w:t>
-      </w:r>
-      <w:r>
-        <w:t xml:space="preserve">— resolved by</w:t>
-      </w:r>
-      <w:r>
-        <w:t xml:space="preserve"> </w:t>
-      </w:r>
-      <w:r>
-        <w:rPr>
-          <w:rStyle w:val="VerbatimChar"/>
-        </w:rPr>
-        <w:t xml:space="preserve">multitrack_config.sh</w:t>
-      </w:r>
-      <w:r>
-        <w:t xml:space="preserve"> </w:t>
-      </w:r>
-      <w:r>
-        <w:t xml:space="preserve">as:</w:t>
-      </w:r>
-    </w:p>
-    <w:p>
-      <w:pPr>
-        <w:pStyle w:val="Compact"/>
-        <w:numPr>
-          <w:ilvl w:val="1"/>
-          <w:numId w:val="1002"/>
-        </w:numPr>
-      </w:pPr>
-      <w:r>
-        <w:rPr>
-          <w:rStyle w:val="VerbatimChar"/>
-        </w:rPr>
-        <w:t xml:space="preserve">MT_CONFIG</w:t>
-      </w:r>
-      <w:r>
-        <w:t xml:space="preserve"> </w:t>
-      </w:r>
-      <w:r>
-        <w:t xml:space="preserve">— explicit full path to a config file (wins), else</w:t>
-      </w:r>
-    </w:p>
-    <w:p>
-      <w:pPr>
-        <w:pStyle w:val="Compact"/>
-        <w:numPr>
-          <w:ilvl w:val="1"/>
-          <w:numId w:val="1002"/>
-        </w:numPr>
-      </w:pPr>
-      <w:r>
-        <w:rPr>
-          <w:rStyle w:val="VerbatimChar"/>
-        </w:rPr>
-        <w:t xml:space="preserve">$MT_CONFIG_DIR/&lt;host&gt;.yaml</w:t>
-      </w:r>
-      <w:r>
-        <w:t xml:space="preserve"> </w:t>
-      </w:r>
-      <w:r>
-        <w:t xml:space="preserve">— where</w:t>
-      </w:r>
-      <w:r>
-        <w:t xml:space="preserve"> </w:t>
-      </w:r>
-      <w:r>
-        <w:rPr>
-          <w:rStyle w:val="VerbatimChar"/>
-        </w:rPr>
-        <w:t xml:space="preserve">MT_CONFIG_DIR</w:t>
-      </w:r>
-      <w:r>
-        <w:t xml:space="preserve"> </w:t>
-      </w:r>
-      <w:r>
-        <w:t xml:space="preserve">defaults to</w:t>
-      </w:r>
-      <w:r>
-        <w:t xml:space="preserve"> </w:t>
-      </w:r>
-      <w:r>
-        <w:rPr>
-          <w:rStyle w:val="VerbatimChar"/>
-        </w:rPr>
-        <w:t xml:space="preserve">$(mt_repo_root)/config/multitrack</w:t>
-      </w:r>
-      <w:r>
-        <w:t xml:space="preserve"> </w:t>
-      </w:r>
-      <w:r>
-        <w:t xml:space="preserve">and</w:t>
-      </w:r>
-      <w:r>
-        <w:t xml:space="preserve"> </w:t>
-      </w:r>
-      <w:r>
-        <w:rPr>
-          <w:rStyle w:val="VerbatimChar"/>
-        </w:rPr>
-        <w:t xml:space="preserve">&lt;host&gt;</w:t>
-      </w:r>
-      <w:r>
-        <w:t xml:space="preserve"> </w:t>
-      </w:r>
-      <w:r>
-        <w:t xml:space="preserve">=</w:t>
-      </w:r>
-      <w:r>
-        <w:t xml:space="preserve"> </w:t>
-      </w:r>
-      <w:r>
-        <w:rPr>
-          <w:rStyle w:val="VerbatimChar"/>
-        </w:rPr>
-        <w:t xml:space="preserve">MT_HOST</w:t>
-      </w:r>
-      <w:r>
-        <w:t xml:space="preserve"> </w:t>
-      </w:r>
-      <w:r>
-        <w:t xml:space="preserve">else the</w:t>
-      </w:r>
-      <w:r>
-        <w:t xml:space="preserve"> </w:t>
-      </w:r>
-      <w:r>
-        <w:t xml:space="preserve">system hostname (</w:t>
-      </w:r>
-      <w:r>
-        <w:rPr>
-          <w:rStyle w:val="VerbatimChar"/>
-        </w:rPr>
-        <w:t xml:space="preserve">/etc/hostname</w:t>
-      </w:r>
-      <w:r>
-        <w:t xml:space="preserve">, else the first 16 of the machine-id).</w:t>
-      </w:r>
-      <w:r>
-        <w:t xml:space="preserve"> </w:t>
-      </w:r>
-      <w:r>
-        <w:t xml:space="preserve">An unreadable</w:t>
-      </w:r>
-      <w:r>
-        <w:t xml:space="preserve"> </w:t>
-      </w:r>
-      <w:r>
-        <w:rPr>
-          <w:rStyle w:val="VerbatimChar"/>
-        </w:rPr>
-        <w:t xml:space="preserve">&lt;hostname&gt;.yaml</w:t>
-      </w:r>
-      <w:r>
-        <w:t xml:space="preserve"> </w:t>
-      </w:r>
-      <w:r>
-        <w:t xml:space="preserve">falls back to</w:t>
-      </w:r>
-      <w:r>
-        <w:t xml:space="preserve"> </w:t>
-      </w:r>
-      <w:r>
-        <w:rPr>
-          <w:rStyle w:val="VerbatimChar"/>
-        </w:rPr>
-        <w:t xml:space="preserve">&lt;machine-id-16&gt;.yaml</w:t>
-      </w:r>
-      <w:r>
-        <w:t xml:space="preserve">.</w:t>
-      </w:r>
-    </w:p>
-    <w:p>
-      <w:pPr>
-        <w:pStyle w:val="FirstParagraph"/>
-      </w:pPr>
-      <w:r>
-        <w:t xml:space="preserve">Schema:</w:t>
-      </w:r>
-      <w:r>
-        <w:t xml:space="preserve"> </w:t>
-      </w:r>
-      <w:r>
-        <w:rPr>
-          <w:rStyle w:val="VerbatimChar"/>
-        </w:rPr>
-        <w:t xml:space="preserve">schema_version: 1</w:t>
-      </w:r>
-      <w:r>
-        <w:t xml:space="preserve">,</w:t>
-      </w:r>
-      <w:r>
-        <w:t xml:space="preserve"> </w:t>
-      </w:r>
-      <w:r>
-        <w:rPr>
-          <w:b/>
-          <w:bCs/>
-        </w:rPr>
-        <w:t xml:space="preserve">one file per host</w:t>
-      </w:r>
-      <w:r>
-        <w:t xml:space="preserve">.</w:t>
-      </w:r>
-    </w:p>
-    <w:bookmarkStart w:id="10" w:name="Xfe755404ab4f5700cce136c2119bec555b0e6c1"/>
-    <w:p>
-      <w:pPr>
-        <w:pStyle w:val="Heading3"/>
-      </w:pPr>
-      <w:r>
-        <w:t xml:space="preserve">The</w:t>
-      </w:r>
-      <w:r>
-        <w:t xml:space="preserve"> </w:t>
-      </w:r>
-      <w:r>
-        <w:rPr>
-          <w:rStyle w:val="VerbatimChar"/>
-        </w:rPr>
-        <w:t xml:space="preserve">MT_*</w:t>
-      </w:r>
-      <w:r>
-        <w:t xml:space="preserve"> </w:t>
-      </w:r>
-      <w:r>
-        <w:t xml:space="preserve">environment contract (retained verbatim, no renames)</w:t>
+        <w:t xml:space="preserve">so the resolver's existing pin honours it:</w:t>
       </w:r>
     </w:p>
     <w:tbl>
@@ -1364,29 +937,29 @@
               <w:pStyle w:val="Compact"/>
             </w:pPr>
             <w:r>
-              <w:t xml:space="preserve">Env</w:t>
-            </w:r>
-          </w:p>
-        </w:tc>
-        <w:tc>
-          <w:tcPr/>
-          <w:p>
-            <w:pPr>
-              <w:pStyle w:val="Compact"/>
-            </w:pPr>
-            <w:r>
-              <w:t xml:space="preserve">Meaning</w:t>
-            </w:r>
-          </w:p>
-        </w:tc>
-        <w:tc>
-          <w:tcPr/>
-          <w:p>
-            <w:pPr>
-              <w:pStyle w:val="Compact"/>
-            </w:pPr>
-            <w:r>
-              <w:t xml:space="preserve">Default</w:t>
+              <w:t xml:space="preserve">#</w:t>
+            </w:r>
+          </w:p>
+        </w:tc>
+        <w:tc>
+          <w:tcPr/>
+          <w:p>
+            <w:pPr>
+              <w:pStyle w:val="Compact"/>
+            </w:pPr>
+            <w:r>
+              <w:t xml:space="preserve">Source</w:t>
+            </w:r>
+          </w:p>
+        </w:tc>
+        <w:tc>
+          <w:tcPr/>
+          <w:p>
+            <w:pPr>
+              <w:pStyle w:val="Compact"/>
+            </w:pPr>
+            <w:r>
+              <w:t xml:space="preserve">Notes</w:t>
             </w:r>
           </w:p>
         </w:tc>
@@ -1399,47 +972,38 @@
               <w:pStyle w:val="Compact"/>
             </w:pPr>
             <w:r>
+              <w:t xml:space="preserve">1</w:t>
+            </w:r>
+          </w:p>
+        </w:tc>
+        <w:tc>
+          <w:tcPr/>
+          <w:p>
+            <w:pPr>
+              <w:pStyle w:val="Compact"/>
+            </w:pPr>
+            <w:r>
               <w:rPr>
                 <w:rStyle w:val="VerbatimChar"/>
               </w:rPr>
               <w:t xml:space="preserve">MT_REPO_ROOT</w:t>
             </w:r>
-          </w:p>
-        </w:tc>
-        <w:tc>
-          <w:tcPr/>
-          <w:p>
-            <w:pPr>
-              <w:pStyle w:val="Compact"/>
-            </w:pPr>
-            <w:r>
-              <w:t xml:space="preserve">project/repo root</w:t>
-            </w:r>
-          </w:p>
-        </w:tc>
-        <w:tc>
-          <w:tcPr/>
-          <w:p>
-            <w:pPr>
-              <w:pStyle w:val="Compact"/>
-            </w:pPr>
-            <w:r>
-              <w:t xml:space="preserve">script</w:t>
-            </w:r>
-            <w:r>
-              <w:t xml:space="preserve"> </w:t>
-            </w:r>
-            <w:r>
-              <w:rPr>
-                <w:rStyle w:val="VerbatimChar"/>
-              </w:rPr>
-              <w:t xml:space="preserve">../..</w:t>
-            </w:r>
-            <w:r>
-              <w:t xml:space="preserve"> </w:t>
-            </w:r>
-            <w:r>
-              <w:t xml:space="preserve">(⇒ set this from the constitution location)</w:t>
+            <w:r>
+              <w:t xml:space="preserve"> </w:t>
+            </w:r>
+            <w:r>
+              <w:t xml:space="preserve">env</w:t>
+            </w:r>
+          </w:p>
+        </w:tc>
+        <w:tc>
+          <w:tcPr/>
+          <w:p>
+            <w:pPr>
+              <w:pStyle w:val="Compact"/>
+            </w:pPr>
+            <w:r>
+              <w:t xml:space="preserve">explicit pin (operator / launcher / test seam)</w:t>
             </w:r>
           </w:p>
         </w:tc>
@@ -1452,32 +1016,53 @@
               <w:pStyle w:val="Compact"/>
             </w:pPr>
             <w:r>
-              <w:rPr>
-                <w:rStyle w:val="VerbatimChar"/>
-              </w:rPr>
-              <w:t xml:space="preserve">MT_CONFIG</w:t>
-            </w:r>
-          </w:p>
-        </w:tc>
-        <w:tc>
-          <w:tcPr/>
-          <w:p>
-            <w:pPr>
-              <w:pStyle w:val="Compact"/>
-            </w:pPr>
-            <w:r>
-              <w:t xml:space="preserve">explicit config-file path (overrides host resolution)</w:t>
-            </w:r>
-          </w:p>
-        </w:tc>
-        <w:tc>
-          <w:tcPr/>
-          <w:p>
-            <w:pPr>
-              <w:pStyle w:val="Compact"/>
-            </w:pPr>
-            <w:r>
-              <w:t xml:space="preserve">—</w:t>
+              <w:t xml:space="preserve">2</w:t>
+            </w:r>
+          </w:p>
+        </w:tc>
+        <w:tc>
+          <w:tcPr/>
+          <w:p>
+            <w:pPr>
+              <w:pStyle w:val="Compact"/>
+            </w:pPr>
+            <w:r>
+              <w:t xml:space="preserve">invocation context</w:t>
+            </w:r>
+          </w:p>
+        </w:tc>
+        <w:tc>
+          <w:tcPr/>
+          <w:p>
+            <w:pPr>
+              <w:pStyle w:val="Compact"/>
+            </w:pPr>
+            <w:r>
+              <w:t xml:space="preserve">nearest ancestor of</w:t>
+            </w:r>
+            <w:r>
+              <w:t xml:space="preserve"> </w:t>
+            </w:r>
+            <w:r>
+              <w:rPr>
+                <w:rStyle w:val="VerbatimChar"/>
+              </w:rPr>
+              <w:t xml:space="preserve">$PWD</w:t>
+            </w:r>
+            <w:r>
+              <w:t xml:space="preserve"> </w:t>
+            </w:r>
+            <w:r>
+              <w:t xml:space="preserve">carrying</w:t>
+            </w:r>
+            <w:r>
+              <w:t xml:space="preserve"> </w:t>
+            </w:r>
+            <w:r>
+              <w:rPr>
+                <w:rStyle w:val="VerbatimChar"/>
+              </w:rPr>
+              <w:t xml:space="preserve">config/multitrack/</w:t>
             </w:r>
           </w:p>
         </w:tc>
@@ -1490,35 +1075,44 @@
               <w:pStyle w:val="Compact"/>
             </w:pPr>
             <w:r>
-              <w:rPr>
-                <w:rStyle w:val="VerbatimChar"/>
-              </w:rPr>
-              <w:t xml:space="preserve">MT_CONFIG_DIR</w:t>
-            </w:r>
-          </w:p>
-        </w:tc>
-        <w:tc>
-          <w:tcPr/>
-          <w:p>
-            <w:pPr>
-              <w:pStyle w:val="Compact"/>
-            </w:pPr>
-            <w:r>
-              <w:t xml:space="preserve">per-host config directory</w:t>
-            </w:r>
-          </w:p>
-        </w:tc>
-        <w:tc>
-          <w:tcPr/>
-          <w:p>
-            <w:pPr>
-              <w:pStyle w:val="Compact"/>
-            </w:pPr>
-            <w:r>
-              <w:rPr>
-                <w:rStyle w:val="VerbatimChar"/>
-              </w:rPr>
-              <w:t xml:space="preserve">$(mt_repo_root)/config/multitrack</w:t>
+              <w:t xml:space="preserve">3</w:t>
+            </w:r>
+          </w:p>
+        </w:tc>
+        <w:tc>
+          <w:tcPr/>
+          <w:p>
+            <w:pPr>
+              <w:pStyle w:val="Compact"/>
+            </w:pPr>
+            <w:r>
+              <w:t xml:space="preserve">operator binding file</w:t>
+            </w:r>
+          </w:p>
+        </w:tc>
+        <w:tc>
+          <w:tcPr/>
+          <w:p>
+            <w:pPr>
+              <w:pStyle w:val="Compact"/>
+            </w:pPr>
+            <w:r>
+              <w:rPr>
+                <w:rStyle w:val="VerbatimChar"/>
+              </w:rPr>
+              <w:t xml:space="preserve">MT_CONSUMER_ROOTS</w:t>
+            </w:r>
+            <w:r>
+              <w:t xml:space="preserve">, default</w:t>
+            </w:r>
+            <w:r>
+              <w:t xml:space="preserve"> </w:t>
+            </w:r>
+            <w:r>
+              <w:rPr>
+                <w:rStyle w:val="VerbatimChar"/>
+              </w:rPr>
+              <w:t xml:space="preserve">${XDG_CONFIG_HOME:-$HOME/.config}/multitrack/consumer_roots.conf</w:t>
             </w:r>
           </w:p>
         </w:tc>
@@ -1531,580 +1125,33 @@
               <w:pStyle w:val="Compact"/>
             </w:pPr>
             <w:r>
-              <w:rPr>
-                <w:rStyle w:val="VerbatimChar"/>
-              </w:rPr>
-              <w:t xml:space="preserve">MT_HOST</w:t>
-            </w:r>
-          </w:p>
-        </w:tc>
-        <w:tc>
-          <w:tcPr/>
-          <w:p>
-            <w:pPr>
-              <w:pStyle w:val="Compact"/>
-            </w:pPr>
-            <w:r>
-              <w:t xml:space="preserve">host key for</w:t>
-            </w:r>
-            <w:r>
-              <w:t xml:space="preserve"> </w:t>
-            </w:r>
-            <w:r>
-              <w:rPr>
-                <w:rStyle w:val="VerbatimChar"/>
-              </w:rPr>
-              <w:t xml:space="preserve">&lt;host&gt;.yaml</w:t>
-            </w:r>
-          </w:p>
-        </w:tc>
-        <w:tc>
-          <w:tcPr/>
-          <w:p>
-            <w:pPr>
-              <w:pStyle w:val="Compact"/>
-            </w:pPr>
-            <w:r>
-              <w:t xml:space="preserve">system hostname → machine-id-16</w:t>
-            </w:r>
-          </w:p>
-        </w:tc>
-      </w:tr>
-      <w:tr>
-        <w:tc>
-          <w:tcPr/>
-          <w:p>
-            <w:pPr>
-              <w:pStyle w:val="Compact"/>
-            </w:pPr>
-            <w:r>
-              <w:rPr>
-                <w:rStyle w:val="VerbatimChar"/>
-              </w:rPr>
-              <w:t xml:space="preserve">MT_ALIAS_DIR</w:t>
-            </w:r>
-          </w:p>
-        </w:tc>
-        <w:tc>
-          <w:tcPr/>
-          <w:p>
-            <w:pPr>
-              <w:pStyle w:val="Compact"/>
-            </w:pPr>
-            <w:r>
-              <w:t xml:space="preserve">orchestrator runtime dir (bindings/cooldowns/events)</w:t>
-            </w:r>
-          </w:p>
-        </w:tc>
-        <w:tc>
-          <w:tcPr/>
-          <w:p>
-            <w:pPr>
-              <w:pStyle w:val="Compact"/>
-            </w:pPr>
-            <w:r>
-              <w:rPr>
-                <w:rStyle w:val="VerbatimChar"/>
-              </w:rPr>
-              <w:t xml:space="preserve">${XDG_RUNTIME_DIR:-/tmp}/$(basename "$MT_REPO_ROOT")/multitrack/aliasorch</w:t>
-            </w:r>
-          </w:p>
-        </w:tc>
-      </w:tr>
-      <w:tr>
-        <w:tc>
-          <w:tcPr/>
-          <w:p>
-            <w:pPr>
-              <w:pStyle w:val="Compact"/>
-            </w:pPr>
-            <w:r>
-              <w:rPr>
-                <w:rStyle w:val="VerbatimChar"/>
-              </w:rPr>
-              <w:t xml:space="preserve">MT_LOCK_DIR</w:t>
-            </w:r>
-          </w:p>
-        </w:tc>
-        <w:tc>
-          <w:tcPr/>
-          <w:p>
-            <w:pPr>
-              <w:pStyle w:val="Compact"/>
-            </w:pPr>
-            <w:r>
-              <w:t xml:space="preserve">device-lock runtime dir</w:t>
-            </w:r>
-          </w:p>
-        </w:tc>
-        <w:tc>
-          <w:tcPr/>
-          <w:p>
-            <w:pPr>
-              <w:pStyle w:val="Compact"/>
-            </w:pPr>
-            <w:r>
-              <w:rPr>
-                <w:rStyle w:val="VerbatimChar"/>
-              </w:rPr>
-              <w:t xml:space="preserve">${XDG_RUNTIME_DIR:-/tmp}/$(basename "$MT_REPO_ROOT")/multitrack/devicelock</w:t>
-            </w:r>
-          </w:p>
-        </w:tc>
-      </w:tr>
-      <w:tr>
-        <w:tc>
-          <w:tcPr/>
-          <w:p>
-            <w:pPr>
-              <w:pStyle w:val="Compact"/>
-            </w:pPr>
-            <w:r>
-              <w:rPr>
-                <w:rStyle w:val="VerbatimChar"/>
-              </w:rPr>
-              <w:t xml:space="preserve">MT_REGISTRY_LOCK</w:t>
-            </w:r>
-          </w:p>
-        </w:tc>
-        <w:tc>
-          <w:tcPr/>
-          <w:p>
-            <w:pPr>
-              <w:pStyle w:val="Compact"/>
-            </w:pPr>
-            <w:r>
-              <w:t xml:space="preserve">streams-registry flock</w:t>
-            </w:r>
-          </w:p>
-        </w:tc>
-        <w:tc>
-          <w:tcPr/>
-          <w:p>
-            <w:pPr>
-              <w:pStyle w:val="Compact"/>
-            </w:pPr>
-            <w:r>
-              <w:rPr>
-                <w:rStyle w:val="VerbatimChar"/>
-              </w:rPr>
-              <w:t xml:space="preserve">${XDG_RUNTIME_DIR:-/tmp}/$(basename "$MT_REPO_ROOT")/multitrack/registry.lock</w:t>
-            </w:r>
-          </w:p>
-        </w:tc>
-      </w:tr>
-      <w:tr>
-        <w:tc>
-          <w:tcPr/>
-          <w:p>
-            <w:pPr>
-              <w:pStyle w:val="Compact"/>
-            </w:pPr>
-            <w:r>
-              <w:rPr>
-                <w:rStyle w:val="VerbatimChar"/>
-              </w:rPr>
-              <w:t xml:space="preserve">MT_STREAMS_TSV</w:t>
-            </w:r>
-          </w:p>
-        </w:tc>
-        <w:tc>
-          <w:tcPr/>
-          <w:p>
-            <w:pPr>
-              <w:pStyle w:val="Compact"/>
-            </w:pPr>
-            <w:r>
-              <w:t xml:space="preserve">streams registry TSV</w:t>
-            </w:r>
-          </w:p>
-        </w:tc>
-        <w:tc>
-          <w:tcPr/>
-          <w:p>
-            <w:pPr>
-              <w:pStyle w:val="Compact"/>
-            </w:pPr>
-            <w:r>
-              <w:rPr>
-                <w:rStyle w:val="VerbatimChar"/>
-              </w:rPr>
-              <w:t xml:space="preserve">$MT_REPO_ROOT/.ws_state/streams.tsv</w:t>
-            </w:r>
-          </w:p>
-        </w:tc>
-      </w:tr>
-      <w:tr>
-        <w:tc>
-          <w:tcPr/>
-          <w:p>
-            <w:pPr>
-              <w:pStyle w:val="Compact"/>
-            </w:pPr>
-            <w:r>
-              <w:rPr>
-                <w:rStyle w:val="VerbatimChar"/>
-              </w:rPr>
-              <w:t xml:space="preserve">MT_WS_STATE</w:t>
-            </w:r>
-          </w:p>
-        </w:tc>
-        <w:tc>
-          <w:tcPr/>
-          <w:p>
-            <w:pPr>
-              <w:pStyle w:val="Compact"/>
-            </w:pPr>
-            <w:r>
-              <w:t xml:space="preserve">per-repo state dir</w:t>
-            </w:r>
-          </w:p>
-        </w:tc>
-        <w:tc>
-          <w:tcPr/>
-          <w:p>
-            <w:pPr>
-              <w:pStyle w:val="Compact"/>
-            </w:pPr>
-            <w:r>
-              <w:rPr>
-                <w:rStyle w:val="VerbatimChar"/>
-              </w:rPr>
-              <w:t xml:space="preserve">$MT_REPO_ROOT/.ws_state</w:t>
-            </w:r>
-          </w:p>
-        </w:tc>
-      </w:tr>
-      <w:tr>
-        <w:tc>
-          <w:tcPr/>
-          <w:p>
-            <w:pPr>
-              <w:pStyle w:val="Compact"/>
-            </w:pPr>
-            <w:r>
-              <w:rPr>
-                <w:rStyle w:val="VerbatimChar"/>
-              </w:rPr>
-              <w:t xml:space="preserve">MT_WORKTREE_SUBDIR</w:t>
-            </w:r>
-          </w:p>
-        </w:tc>
-        <w:tc>
-          <w:tcPr/>
-          <w:p>
-            <w:pPr>
-              <w:pStyle w:val="Compact"/>
-            </w:pPr>
-            <w:r>
-              <w:t xml:space="preserve">worktree subdir under a track mount</w:t>
-            </w:r>
-          </w:p>
-        </w:tc>
-        <w:tc>
-          <w:tcPr/>
-          <w:p>
-            <w:pPr>
-              <w:pStyle w:val="Compact"/>
-            </w:pPr>
-            <w:r>
-              <w:rPr>
-                <w:rStyle w:val="VerbatimChar"/>
-              </w:rPr>
-              <w:t xml:space="preserve">$(basename "$MT_REPO_ROOT")</w:t>
-            </w:r>
-          </w:p>
-        </w:tc>
-      </w:tr>
-      <w:tr>
-        <w:tc>
-          <w:tcPr/>
-          <w:p>
-            <w:pPr>
-              <w:pStyle w:val="Compact"/>
-            </w:pPr>
-            <w:r>
-              <w:rPr>
-                <w:rStyle w:val="VerbatimChar"/>
-              </w:rPr>
-              <w:t xml:space="preserve">MT_ALIAS_ROSTER</w:t>
-            </w:r>
-          </w:p>
-        </w:tc>
-        <w:tc>
-          <w:tcPr/>
-          <w:p>
-            <w:pPr>
-              <w:pStyle w:val="Compact"/>
-            </w:pPr>
-            <w:r>
-              <w:t xml:space="preserve">alias roster override (</w:t>
-            </w:r>
-            <w:r>
-              <w:rPr>
-                <w:rStyle w:val="VerbatimChar"/>
-              </w:rPr>
-              <w:t xml:space="preserve">name:kind,...</w:t>
-            </w:r>
-            <w:r>
-              <w:t xml:space="preserve">)</w:t>
-            </w:r>
-          </w:p>
-        </w:tc>
-        <w:tc>
-          <w:tcPr/>
-          <w:p>
-            <w:pPr>
-              <w:pStyle w:val="Compact"/>
-            </w:pPr>
-            <w:r>
-              <w:t xml:space="preserve">config</w:t>
-            </w:r>
-            <w:r>
-              <w:t xml:space="preserve"> </w:t>
-            </w:r>
-            <w:r>
-              <w:rPr>
-                <w:rStyle w:val="VerbatimChar"/>
-              </w:rPr>
-              <w:t xml:space="preserve">aliases:</w:t>
-            </w:r>
-            <w:r>
-              <w:t xml:space="preserve"> </w:t>
-            </w:r>
-            <w:r>
-              <w:t xml:space="preserve">block, else built-in</w:t>
-            </w:r>
-          </w:p>
-        </w:tc>
-      </w:tr>
-      <w:tr>
-        <w:tc>
-          <w:tcPr/>
-          <w:p>
-            <w:pPr>
-              <w:pStyle w:val="Compact"/>
-            </w:pPr>
-            <w:r>
-              <w:rPr>
-                <w:rStyle w:val="VerbatimChar"/>
-              </w:rPr>
-              <w:t xml:space="preserve">MT_BUILD_COMMAND</w:t>
-            </w:r>
-          </w:p>
-        </w:tc>
-        <w:tc>
-          <w:tcPr/>
-          <w:p>
-            <w:pPr>
-              <w:pStyle w:val="Compact"/>
-            </w:pPr>
-            <w:r>
-              <w:t xml:space="preserve">build command string (the</w:t>
-            </w:r>
-            <w:r>
-              <w:t xml:space="preserve"> </w:t>
-            </w:r>
-            <w:r>
-              <w:rPr>
-                <w:rStyle w:val="VerbatimChar"/>
-              </w:rPr>
-              <w:t xml:space="preserve">build.command</w:t>
-            </w:r>
-            <w:r>
-              <w:t xml:space="preserve"> </w:t>
-            </w:r>
-            <w:r>
-              <w:t xml:space="preserve">config key)</w:t>
-            </w:r>
-          </w:p>
-        </w:tc>
-        <w:tc>
-          <w:tcPr/>
-          <w:p>
-            <w:pPr>
-              <w:pStyle w:val="Compact"/>
-            </w:pPr>
-            <w:r>
-              <w:t xml:space="preserve">auto-detect</w:t>
-            </w:r>
-            <w:r>
-              <w:t xml:space="preserve"> </w:t>
-            </w:r>
-            <w:r>
-              <w:rPr>
-                <w:rStyle w:val="VerbatimChar"/>
-              </w:rPr>
-              <w:t xml:space="preserve">scripts/build_maxres.sh</w:t>
-            </w:r>
-            <w:r>
-              <w:t xml:space="preserve"> </w:t>
-            </w:r>
-            <w:r>
-              <w:t xml:space="preserve">else</w:t>
-            </w:r>
-            <w:r>
-              <w:t xml:space="preserve"> </w:t>
-            </w:r>
-            <w:r>
-              <w:rPr>
-                <w:rStyle w:val="VerbatimChar"/>
-              </w:rPr>
-              <w:t xml:space="preserve">scripts/build.sh</w:t>
-            </w:r>
-          </w:p>
-        </w:tc>
-      </w:tr>
-      <w:tr>
-        <w:tc>
-          <w:tcPr/>
-          <w:p>
-            <w:pPr>
-              <w:pStyle w:val="Compact"/>
-            </w:pPr>
-            <w:r>
-              <w:rPr>
-                <w:rStyle w:val="VerbatimChar"/>
-              </w:rPr>
-              <w:t xml:space="preserve">MT_BUILD_MIN_FREE_GB</w:t>
-            </w:r>
-          </w:p>
-        </w:tc>
-        <w:tc>
-          <w:tcPr/>
-          <w:p>
-            <w:pPr>
-              <w:pStyle w:val="Compact"/>
-            </w:pPr>
-            <w:r>
-              <w:t xml:space="preserve">pre-build free-space floor (the</w:t>
-            </w:r>
-            <w:r>
-              <w:t xml:space="preserve"> </w:t>
-            </w:r>
-            <w:r>
-              <w:rPr>
-                <w:rStyle w:val="VerbatimChar"/>
-              </w:rPr>
-              <w:t xml:space="preserve">build.min_free_gb</w:t>
-            </w:r>
-            <w:r>
-              <w:t xml:space="preserve"> </w:t>
-            </w:r>
-            <w:r>
-              <w:t xml:space="preserve">config key)</w:t>
-            </w:r>
-          </w:p>
-        </w:tc>
-        <w:tc>
-          <w:tcPr/>
-          <w:p>
-            <w:pPr>
-              <w:pStyle w:val="Compact"/>
-            </w:pPr>
-            <w:r>
-              <w:rPr>
-                <w:rStyle w:val="VerbatimChar"/>
-              </w:rPr>
-              <w:t xml:space="preserve">158</w:t>
-            </w:r>
-          </w:p>
-        </w:tc>
-      </w:tr>
-      <w:tr>
-        <w:tc>
-          <w:tcPr/>
-          <w:p>
-            <w:pPr>
-              <w:pStyle w:val="Compact"/>
-            </w:pPr>
-            <w:r>
-              <w:rPr>
-                <w:rStyle w:val="VerbatimChar"/>
-              </w:rPr>
-              <w:t xml:space="preserve">MT_LOCK_WAIT</w:t>
-            </w:r>
-            <w:r>
-              <w:t xml:space="preserve"> </w:t>
-            </w:r>
-            <w:r>
-              <w:t xml:space="preserve">/</w:t>
-            </w:r>
-            <w:r>
-              <w:t xml:space="preserve"> </w:t>
-            </w:r>
-            <w:r>
-              <w:rPr>
-                <w:rStyle w:val="VerbatimChar"/>
-              </w:rPr>
-              <w:t xml:space="preserve">MT_DEFAULT_TTL</w:t>
-            </w:r>
-            <w:r>
-              <w:t xml:space="preserve"> </w:t>
-            </w:r>
-            <w:r>
-              <w:t xml:space="preserve">/</w:t>
-            </w:r>
-            <w:r>
-              <w:t xml:space="preserve"> </w:t>
-            </w:r>
-            <w:r>
-              <w:rPr>
-                <w:rStyle w:val="VerbatimChar"/>
-              </w:rPr>
-              <w:t xml:space="preserve">MT_CLAIM_TTL</w:t>
-            </w:r>
-            <w:r>
-              <w:t xml:space="preserve"> </w:t>
-            </w:r>
-            <w:r>
-              <w:t xml:space="preserve">/</w:t>
-            </w:r>
-            <w:r>
-              <w:t xml:space="preserve"> </w:t>
-            </w:r>
-            <w:r>
-              <w:rPr>
-                <w:rStyle w:val="VerbatimChar"/>
-              </w:rPr>
-              <w:t xml:space="preserve">MT_ALIAS_TTL</w:t>
-            </w:r>
-            <w:r>
-              <w:t xml:space="preserve"> </w:t>
-            </w:r>
-            <w:r>
-              <w:t xml:space="preserve">/</w:t>
-            </w:r>
-            <w:r>
-              <w:t xml:space="preserve"> </w:t>
-            </w:r>
-            <w:r>
-              <w:rPr>
-                <w:rStyle w:val="VerbatimChar"/>
-              </w:rPr>
-              <w:t xml:space="preserve">MT_COOLDOWN</w:t>
-            </w:r>
-          </w:p>
-        </w:tc>
-        <w:tc>
-          <w:tcPr/>
-          <w:p>
-            <w:pPr>
-              <w:pStyle w:val="Compact"/>
-            </w:pPr>
-            <w:r>
-              <w:t xml:space="preserve">flock/lease timers</w:t>
-            </w:r>
-          </w:p>
-        </w:tc>
-        <w:tc>
-          <w:tcPr/>
-          <w:p>
-            <w:pPr>
-              <w:pStyle w:val="Compact"/>
-            </w:pPr>
-            <w:r>
-              <w:t xml:space="preserve">see each script header</w:t>
+              <w:t xml:space="preserve">4</w:t>
+            </w:r>
+          </w:p>
+        </w:tc>
+        <w:tc>
+          <w:tcPr/>
+          <w:p>
+            <w:pPr>
+              <w:pStyle w:val="Compact"/>
+            </w:pPr>
+            <w:r>
+              <w:rPr>
+                <w:i/>
+                <w:iCs/>
+              </w:rPr>
+              <w:t xml:space="preserve">(nothing resolved)</w:t>
+            </w:r>
+          </w:p>
+        </w:tc>
+        <w:tc>
+          <w:tcPr/>
+          <w:p>
+            <w:pPr>
+              <w:pStyle w:val="Compact"/>
+            </w:pPr>
+            <w:r>
+              <w:t xml:space="preserve">export nothing → resolver keeps its unchanged self-location behaviour</w:t>
             </w:r>
           </w:p>
         </w:tc>
@@ -2115,39 +1162,1625 @@
         <w:pStyle w:val="BodyText"/>
       </w:pPr>
       <w:r>
+        <w:t xml:space="preserve">Step 4 is the load-bearing back-compat guarantee: a host with no binding file and</w:t>
+      </w:r>
+      <w:r>
+        <w:t xml:space="preserve"> </w:t>
+      </w:r>
+      <w:r>
+        <w:t xml:space="preserve">no cwd context behaves</w:t>
+      </w:r>
+      <w:r>
+        <w:t xml:space="preserve"> </w:t>
+      </w:r>
+      <w:r>
         <w:rPr>
           <w:b/>
           <w:bCs/>
         </w:rPr>
-        <w:t xml:space="preserve">No</w:t>
-      </w:r>
+        <w:t xml:space="preserve">exactly</w:t>
+      </w:r>
+      <w:r>
+        <w:t xml:space="preserve"> </w:t>
+      </w:r>
+      <w:r>
+        <w:t xml:space="preserve">as before this resolution existed.</w:t>
+      </w:r>
+    </w:p>
+    <w:p>
+      <w:pPr>
+        <w:pStyle w:val="BodyText"/>
+      </w:pPr>
       <w:r>
         <w:rPr>
           <w:b/>
           <w:bCs/>
         </w:rPr>
-        <w:t xml:space="preserve"> </w:t>
-      </w:r>
-      <w:r>
-        <w:rPr>
-          <w:rStyle w:val="VerbatimChar"/>
+        <w:t xml:space="preserve">Honest boundary (§11.4.6).</w:t>
+      </w:r>
+      <w:r>
+        <w:t xml:space="preserve"> </w:t>
+      </w:r>
+      <w:r>
+        <w:t xml:space="preserve">When the hook fires there is, by construction, no</w:t>
+      </w:r>
+      <w:r>
+        <w:t xml:space="preserve"> </w:t>
+      </w:r>
+      <w:r>
+        <w:t xml:space="preserve">cwd project context — so on a host running more than one consumer the</w:t>
+      </w:r>
+      <w:r>
+        <w:t xml:space="preserve"> </w:t>
+      </w:r>
+      <w:r>
+        <w:t xml:space="preserve">alias→consumer mapping is host policy that nothing in-tree can derive. Step 3's</w:t>
+      </w:r>
+      <w:r>
+        <w:t xml:space="preserve"> </w:t>
+      </w:r>
+      <w:r>
+        <w:t xml:space="preserve">operator-owned file is the minimal artifact that satisfies §11.4.177</w:t>
+      </w:r>
+      <w:r>
+        <w:t xml:space="preserve"> </w:t>
+      </w:r>
+      <w:r>
+        <w:t xml:space="preserve">(project-agnostic tooling) and §11.4.187 (automatic, out-of-the-box) at once.</w:t>
+      </w:r>
+    </w:p>
+    <w:p>
+      <w:pPr>
+        <w:pStyle w:val="BodyText"/>
+      </w:pPr>
+      <w:r>
+        <w:t xml:space="preserve">Binding-file format — parsed, never sourced, so a typo can never execute:</w:t>
+      </w:r>
+    </w:p>
+    <w:p>
+      <w:pPr>
+        <w:pStyle w:val="SourceCode"/>
+      </w:pPr>
+      <w:r>
+        <w:rPr>
+          <w:rStyle w:val="VerbatimChar"/>
+        </w:rPr>
+        <w:t xml:space="preserve"># ${XDG_CONFIG_HOME:-$HOME/.config}/multitrack/consumer_roots.conf</w:t>
+      </w:r>
+      <w:r>
+        <w:br/>
+      </w:r>
+      <w:r>
+        <w:rPr>
+          <w:rStyle w:val="VerbatimChar"/>
+        </w:rPr>
+        <w:t xml:space="preserve">default  = /mnt/track1/my_project</w:t>
+      </w:r>
+      <w:r>
+        <w:br/>
+      </w:r>
+      <w:r>
+        <w:rPr>
+          <w:rStyle w:val="VerbatimChar"/>
+        </w:rPr>
+        <w:t xml:space="preserve">claude2  = /mnt/track1/other_project     # alias key beats `default`</w:t>
+      </w:r>
+    </w:p>
+    <w:p>
+      <w:pPr>
+        <w:pStyle w:val="FirstParagraph"/>
+      </w:pPr>
+      <w:r>
+        <w:t xml:space="preserve">A named path that does not carry</w:t>
+      </w:r>
+      <w:r>
+        <w:t xml:space="preserve"> </w:t>
+      </w:r>
+      <w:r>
+        <w:rPr>
+          <w:rStyle w:val="VerbatimChar"/>
+        </w:rPr>
+        <w:t xml:space="preserve">config/multitrack/</w:t>
+      </w:r>
+      <w:r>
+        <w:t xml:space="preserve"> </w:t>
+      </w:r>
+      <w:r>
+        <w:t xml:space="preserve">is reported on stderr and</w:t>
+      </w:r>
+      <w:r>
+        <w:t xml:space="preserve"> </w:t>
+      </w:r>
+      <w:r>
+        <w:rPr>
           <w:b/>
           <w:bCs/>
         </w:rPr>
-        <w:t xml:space="preserve">MT_*</w:t>
-      </w:r>
+        <w:t xml:space="preserve">ignored</w:t>
+      </w:r>
+      <w:r>
+        <w:t xml:space="preserve"> </w:t>
+      </w:r>
+      <w:r>
+        <w:t xml:space="preserve">— never silently trusted (§11.4.6). Diagnose with:</w:t>
+      </w:r>
+    </w:p>
+    <w:p>
+      <w:pPr>
+        <w:pStyle w:val="SourceCode"/>
+      </w:pPr>
+      <w:r>
+        <w:rPr>
+          <w:rStyle w:val="VerbatimChar"/>
+        </w:rPr>
+        <w:t xml:space="preserve">multitrack_cwd_hook.sh --consumer-root &lt;alias&gt;</w:t>
+      </w:r>
+    </w:p>
+    <w:p>
+      <w:pPr>
+        <w:pStyle w:val="BlockText"/>
+      </w:pPr>
       <w:r>
         <w:rPr>
           <w:b/>
           <w:bCs/>
         </w:rPr>
-        <w:t xml:space="preserve"> </w:t>
-      </w:r>
+        <w:t xml:space="preserve">Installation note (§11.4.177).</w:t>
+      </w:r>
+      <w:r>
+        <w:t xml:space="preserve"> </w:t>
+      </w:r>
+      <w:r>
+        <w:t xml:space="preserve">Resolution being project-agnostic is only</w:t>
+      </w:r>
+      <w:r>
+        <w:t xml:space="preserve"> </w:t>
+      </w:r>
+      <w:r>
+        <w:t xml:space="preserve">half the rule. The shared PATH entry itself must not live inside a consumer</w:t>
+      </w:r>
+      <w:r>
+        <w:t xml:space="preserve"> </w:t>
+      </w:r>
+      <w:r>
+        <w:t xml:space="preserve">checkout — a symlink from</w:t>
+      </w:r>
+      <w:r>
+        <w:t xml:space="preserve"> </w:t>
+      </w:r>
+      <w:r>
+        <w:rPr>
+          <w:rStyle w:val="VerbatimChar"/>
+        </w:rPr>
+        <w:t xml:space="preserve">~/.local/bin/</w:t>
+      </w:r>
+      <w:r>
+        <w:t xml:space="preserve"> </w:t>
+      </w:r>
+      <w:r>
+        <w:t xml:space="preserve">into one project's tree couples every</w:t>
+      </w:r>
+      <w:r>
+        <w:t xml:space="preserve"> </w:t>
+      </w:r>
+      <w:r>
+        <w:t xml:space="preserve">project's tooling availability and version to that one checkout. Install the</w:t>
+      </w:r>
+      <w:r>
+        <w:t xml:space="preserve"> </w:t>
+      </w:r>
+      <w:r>
+        <w:t xml:space="preserve">engine from a location outside every consumer, or use the toolkit's per-project</w:t>
+      </w:r>
+      <w:r>
+        <w:t xml:space="preserve"> </w:t>
+      </w:r>
+      <w:r>
+        <w:rPr>
+          <w:rStyle w:val="VerbatimChar"/>
+        </w:rPr>
+        <w:t xml:space="preserve">&lt;dir&gt;/.claude-cwd-hook</w:t>
+      </w:r>
+      <w:r>
+        <w:t xml:space="preserve"> </w:t>
+      </w:r>
+      <w:r>
+        <w:t xml:space="preserve">/</w:t>
+      </w:r>
+      <w:r>
+        <w:t xml:space="preserve"> </w:t>
+      </w:r>
+      <w:r>
+        <w:rPr>
+          <w:rStyle w:val="VerbatimChar"/>
+        </w:rPr>
+        <w:t xml:space="preserve">CMA_CWD_HOOK</w:t>
+      </w:r>
+      <w:r>
+        <w:t xml:space="preserve"> </w:t>
+      </w:r>
+      <w:r>
+        <w:t xml:space="preserve">seams.</w:t>
+      </w:r>
+    </w:p>
+    <w:bookmarkEnd w:id="10"/>
+    <w:bookmarkStart w:id="14" w:name="X5f4bc59a9e1655db595f39911bb030f4455025d"/>
+    <w:p>
+      <w:pPr>
+        <w:pStyle w:val="Heading2"/>
+      </w:pPr>
+      <w:r>
+        <w:t xml:space="preserve">Config contract — how a generic script finds project config</w:t>
+      </w:r>
+    </w:p>
+    <w:p>
+      <w:pPr>
+        <w:pStyle w:val="FirstParagraph"/>
+      </w:pPr>
+      <w:r>
+        <w:t xml:space="preserve">A generic script self-locates BOTH roots with zero hardcoding:</w:t>
+      </w:r>
+    </w:p>
+    <w:p>
+      <w:pPr>
+        <w:pStyle w:val="Compact"/>
+        <w:numPr>
+          <w:ilvl w:val="0"/>
+          <w:numId w:val="1001"/>
+        </w:numPr>
+      </w:pPr>
       <w:r>
         <w:rPr>
           <w:b/>
           <w:bCs/>
         </w:rPr>
+        <w:t xml:space="preserve">Constitution root</w:t>
+      </w:r>
+      <w:r>
+        <w:t xml:space="preserve"> </w:t>
+      </w:r>
+      <w:r>
+        <w:t xml:space="preserve">— via</w:t>
+      </w:r>
+      <w:r>
+        <w:t xml:space="preserve"> </w:t>
+      </w:r>
+      <w:r>
+        <w:rPr>
+          <w:rStyle w:val="VerbatimChar"/>
+        </w:rPr>
+        <w:t xml:space="preserve">constitution/find_constitution.sh</w:t>
+      </w:r>
+      <w:r>
+        <w:t xml:space="preserve"> </w:t>
+      </w:r>
+      <w:r>
+        <w:t xml:space="preserve">(honors an</w:t>
+      </w:r>
+      <w:r>
+        <w:t xml:space="preserve"> </w:t>
+      </w:r>
+      <w:r>
+        <w:t xml:space="preserve">explicit</w:t>
+      </w:r>
+      <w:r>
+        <w:t xml:space="preserve"> </w:t>
+      </w:r>
+      <w:r>
+        <w:rPr>
+          <w:rStyle w:val="VerbatimChar"/>
+        </w:rPr>
+        <w:t xml:space="preserve">CONSTITUTION_DIR</w:t>
+      </w:r>
+      <w:r>
+        <w:t xml:space="preserve"> </w:t>
+      </w:r>
+      <w:r>
+        <w:t xml:space="preserve">override, else walks up for</w:t>
+      </w:r>
+      <w:r>
+        <w:t xml:space="preserve"> </w:t>
+      </w:r>
+      <w:r>
+        <w:rPr>
+          <w:rStyle w:val="VerbatimChar"/>
+        </w:rPr>
+        <w:t xml:space="preserve">constitution/Constitution.md</w:t>
+      </w:r>
+      <w:r>
+        <w:t xml:space="preserve"> </w:t>
+      </w:r>
+      <w:r>
+        <w:t xml:space="preserve">/</w:t>
+      </w:r>
+      <w:r>
+        <w:t xml:space="preserve"> </w:t>
+      </w:r>
+      <w:r>
+        <w:rPr>
+          <w:rStyle w:val="VerbatimChar"/>
+        </w:rPr>
+        <w:t xml:space="preserve">submodules/constitution/Constitution.md</w:t>
+      </w:r>
+      <w:r>
+        <w:t xml:space="preserve">,</w:t>
+      </w:r>
+      <w:r>
+        <w:t xml:space="preserve"> </w:t>
+      </w:r>
+      <w:r>
+        <w:t xml:space="preserve">else follows the git superproject pointer). These scripts do not need it at</w:t>
+      </w:r>
+      <w:r>
+        <w:t xml:space="preserve"> </w:t>
+      </w:r>
+      <w:r>
+        <w:t xml:space="preserve">runtime (they are self-contained), but it is the canonical self-location</w:t>
+      </w:r>
+      <w:r>
+        <w:t xml:space="preserve"> </w:t>
+      </w:r>
+      <w:r>
+        <w:t xml:space="preserve">primitive when a caller needs the constitution root.</w:t>
+      </w:r>
+    </w:p>
+    <w:p>
+      <w:pPr>
+        <w:pStyle w:val="Compact"/>
+        <w:numPr>
+          <w:ilvl w:val="0"/>
+          <w:numId w:val="1001"/>
+        </w:numPr>
+      </w:pPr>
+      <w:r>
+        <w:rPr>
+          <w:b/>
+          <w:bCs/>
+        </w:rPr>
+        <w:t xml:space="preserve">Project/repo root</w:t>
+      </w:r>
+      <w:r>
+        <w:t xml:space="preserve"> </w:t>
+      </w:r>
+      <w:r>
+        <w:t xml:space="preserve">—</w:t>
+      </w:r>
+      <w:r>
+        <w:t xml:space="preserve"> </w:t>
+      </w:r>
+      <w:r>
+        <w:rPr>
+          <w:rStyle w:val="VerbatimChar"/>
+        </w:rPr>
+        <w:t xml:space="preserve">MT_REPO_ROOT</w:t>
+      </w:r>
+      <w:r>
+        <w:t xml:space="preserve"> </w:t>
+      </w:r>
+      <w:r>
+        <w:t xml:space="preserve">(explicit override) else the script's</w:t>
+      </w:r>
+      <w:r>
+        <w:t xml:space="preserve"> </w:t>
+      </w:r>
+      <w:r>
+        <w:rPr>
+          <w:rStyle w:val="VerbatimChar"/>
+        </w:rPr>
+        <w:t xml:space="preserve">../..</w:t>
+      </w:r>
+      <w:r>
+        <w:t xml:space="preserve">.</w:t>
+      </w:r>
+      <w:r>
+        <w:t xml:space="preserve"> </w:t>
+      </w:r>
+      <w:r>
+        <w:rPr>
+          <w:b/>
+          <w:bCs/>
+        </w:rPr>
+        <w:t xml:space="preserve">Because these scripts live at</w:t>
+      </w:r>
+      <w:r>
+        <w:rPr>
+          <w:b/>
+          <w:bCs/>
+        </w:rPr>
+        <w:t xml:space="preserve"> </w:t>
+      </w:r>
+      <w:r>
+        <w:rPr>
+          <w:rStyle w:val="VerbatimChar"/>
+          <w:b/>
+          <w:bCs/>
+        </w:rPr>
+        <w:t xml:space="preserve">constitution/scripts/multitrack/</w:t>
+      </w:r>
+      <w:r>
+        <w:rPr>
+          <w:b/>
+          <w:bCs/>
+        </w:rPr>
+        <w:t xml:space="preserve">,</w:t>
+      </w:r>
+      <w:r>
+        <w:rPr>
+          <w:b/>
+          <w:bCs/>
+        </w:rPr>
+        <w:t xml:space="preserve"> </w:t>
+      </w:r>
+      <w:r>
+        <w:rPr>
+          <w:b/>
+          <w:bCs/>
+        </w:rPr>
+        <w:t xml:space="preserve">their</w:t>
+      </w:r>
+      <w:r>
+        <w:rPr>
+          <w:b/>
+          <w:bCs/>
+        </w:rPr>
+        <w:t xml:space="preserve"> </w:t>
+      </w:r>
+      <w:r>
+        <w:rPr>
+          <w:rStyle w:val="VerbatimChar"/>
+          <w:b/>
+          <w:bCs/>
+        </w:rPr>
+        <w:t xml:space="preserve">../..</w:t>
+      </w:r>
+      <w:r>
+        <w:rPr>
+          <w:b/>
+          <w:bCs/>
+        </w:rPr>
+        <w:t xml:space="preserve"> </w:t>
+      </w:r>
+      <w:r>
+        <w:rPr>
+          <w:b/>
+          <w:bCs/>
+        </w:rPr>
+        <w:t xml:space="preserve">resolves to the constitution submodule, NOT the consuming</w:t>
+      </w:r>
+      <w:r>
+        <w:rPr>
+          <w:b/>
+          <w:bCs/>
+        </w:rPr>
+        <w:t xml:space="preserve"> </w:t>
+      </w:r>
+      <w:r>
+        <w:rPr>
+          <w:b/>
+          <w:bCs/>
+        </w:rPr>
+        <w:t xml:space="preserve">project.</w:t>
+      </w:r>
+      <w:r>
+        <w:t xml:space="preserve"> </w:t>
+      </w:r>
+      <w:r>
+        <w:t xml:space="preserve">A consumer therefore MUST set</w:t>
+      </w:r>
+      <w:r>
+        <w:t xml:space="preserve"> </w:t>
+      </w:r>
+      <w:r>
+        <w:rPr>
+          <w:rStyle w:val="VerbatimChar"/>
+        </w:rPr>
+        <w:t xml:space="preserve">MT_REPO_ROOT</w:t>
+      </w:r>
+      <w:r>
+        <w:t xml:space="preserve"> </w:t>
+      </w:r>
+      <w:r>
+        <w:t xml:space="preserve">(or the explicit</w:t>
+      </w:r>
+      <w:r>
+        <w:t xml:space="preserve"> </w:t>
+      </w:r>
+      <w:r>
+        <w:rPr>
+          <w:rStyle w:val="VerbatimChar"/>
+        </w:rPr>
+        <w:t xml:space="preserve">MT_CONFIG</w:t>
+      </w:r>
+      <w:r>
+        <w:t xml:space="preserve"> </w:t>
+      </w:r>
+      <w:r>
+        <w:t xml:space="preserve">full path) so config,</w:t>
+      </w:r>
+      <w:r>
+        <w:t xml:space="preserve"> </w:t>
+      </w:r>
+      <w:r>
+        <w:rPr>
+          <w:rStyle w:val="VerbatimChar"/>
+        </w:rPr>
+        <w:t xml:space="preserve">.ws_state</w:t>
+      </w:r>
+      <w:r>
+        <w:t xml:space="preserve">, and the tmp namespace resolve</w:t>
+      </w:r>
+      <w:r>
+        <w:t xml:space="preserve"> </w:t>
+      </w:r>
+      <w:r>
+        <w:t xml:space="preserve">against the project, not the constitution. The reference launcher exports</w:t>
+      </w:r>
+      <w:r>
+        <w:t xml:space="preserve"> </w:t>
+      </w:r>
+      <w:r>
+        <w:rPr>
+          <w:rStyle w:val="VerbatimChar"/>
+        </w:rPr>
+        <w:t xml:space="preserve">MT_REPO_ROOT</w:t>
+      </w:r>
+      <w:r>
+        <w:t xml:space="preserve"> </w:t>
+      </w:r>
+      <w:r>
+        <w:t xml:space="preserve">for every invocation.</w:t>
+      </w:r>
+    </w:p>
+    <w:p>
+      <w:pPr>
+        <w:pStyle w:val="Compact"/>
+        <w:numPr>
+          <w:ilvl w:val="0"/>
+          <w:numId w:val="1001"/>
+        </w:numPr>
+      </w:pPr>
+      <w:r>
+        <w:rPr>
+          <w:b/>
+          <w:bCs/>
+        </w:rPr>
+        <w:t xml:space="preserve">Per-host config file</w:t>
+      </w:r>
+      <w:r>
+        <w:t xml:space="preserve"> </w:t>
+      </w:r>
+      <w:r>
+        <w:t xml:space="preserve">— resolved by</w:t>
+      </w:r>
+      <w:r>
+        <w:t xml:space="preserve"> </w:t>
+      </w:r>
+      <w:r>
+        <w:rPr>
+          <w:rStyle w:val="VerbatimChar"/>
+        </w:rPr>
+        <w:t xml:space="preserve">multitrack_config.sh</w:t>
+      </w:r>
+      <w:r>
+        <w:t xml:space="preserve"> </w:t>
+      </w:r>
+      <w:r>
+        <w:t xml:space="preserve">as:</w:t>
+      </w:r>
+    </w:p>
+    <w:p>
+      <w:pPr>
+        <w:pStyle w:val="Compact"/>
+        <w:numPr>
+          <w:ilvl w:val="1"/>
+          <w:numId w:val="1002"/>
+        </w:numPr>
+      </w:pPr>
+      <w:r>
+        <w:rPr>
+          <w:rStyle w:val="VerbatimChar"/>
+        </w:rPr>
+        <w:t xml:space="preserve">MT_CONFIG</w:t>
+      </w:r>
+      <w:r>
+        <w:t xml:space="preserve"> </w:t>
+      </w:r>
+      <w:r>
+        <w:t xml:space="preserve">— explicit full path to a config file (wins), else</w:t>
+      </w:r>
+    </w:p>
+    <w:p>
+      <w:pPr>
+        <w:pStyle w:val="Compact"/>
+        <w:numPr>
+          <w:ilvl w:val="1"/>
+          <w:numId w:val="1002"/>
+        </w:numPr>
+      </w:pPr>
+      <w:r>
+        <w:rPr>
+          <w:rStyle w:val="VerbatimChar"/>
+        </w:rPr>
+        <w:t xml:space="preserve">$MT_CONFIG_DIR/&lt;host&gt;.yaml</w:t>
+      </w:r>
+      <w:r>
+        <w:t xml:space="preserve"> </w:t>
+      </w:r>
+      <w:r>
+        <w:t xml:space="preserve">— where</w:t>
+      </w:r>
+      <w:r>
+        <w:t xml:space="preserve"> </w:t>
+      </w:r>
+      <w:r>
+        <w:rPr>
+          <w:rStyle w:val="VerbatimChar"/>
+        </w:rPr>
+        <w:t xml:space="preserve">MT_CONFIG_DIR</w:t>
+      </w:r>
+      <w:r>
+        <w:t xml:space="preserve"> </w:t>
+      </w:r>
+      <w:r>
+        <w:t xml:space="preserve">defaults to</w:t>
+      </w:r>
+      <w:r>
+        <w:t xml:space="preserve"> </w:t>
+      </w:r>
+      <w:r>
+        <w:rPr>
+          <w:rStyle w:val="VerbatimChar"/>
+        </w:rPr>
+        <w:t xml:space="preserve">$(mt_repo_root)/config/multitrack</w:t>
+      </w:r>
+      <w:r>
+        <w:t xml:space="preserve"> </w:t>
+      </w:r>
+      <w:r>
+        <w:t xml:space="preserve">and</w:t>
+      </w:r>
+      <w:r>
+        <w:t xml:space="preserve"> </w:t>
+      </w:r>
+      <w:r>
+        <w:rPr>
+          <w:rStyle w:val="VerbatimChar"/>
+        </w:rPr>
+        <w:t xml:space="preserve">&lt;host&gt;</w:t>
+      </w:r>
+      <w:r>
+        <w:t xml:space="preserve"> </w:t>
+      </w:r>
+      <w:r>
+        <w:t xml:space="preserve">=</w:t>
+      </w:r>
+      <w:r>
+        <w:t xml:space="preserve"> </w:t>
+      </w:r>
+      <w:r>
+        <w:rPr>
+          <w:rStyle w:val="VerbatimChar"/>
+        </w:rPr>
+        <w:t xml:space="preserve">MT_HOST</w:t>
+      </w:r>
+      <w:r>
+        <w:t xml:space="preserve"> </w:t>
+      </w:r>
+      <w:r>
+        <w:t xml:space="preserve">else the</w:t>
+      </w:r>
+      <w:r>
+        <w:t xml:space="preserve"> </w:t>
+      </w:r>
+      <w:r>
+        <w:t xml:space="preserve">system hostname (</w:t>
+      </w:r>
+      <w:r>
+        <w:rPr>
+          <w:rStyle w:val="VerbatimChar"/>
+        </w:rPr>
+        <w:t xml:space="preserve">/etc/hostname</w:t>
+      </w:r>
+      <w:r>
+        <w:t xml:space="preserve">, else the first 16 of the machine-id).</w:t>
+      </w:r>
+      <w:r>
+        <w:t xml:space="preserve"> </w:t>
+      </w:r>
+      <w:r>
+        <w:t xml:space="preserve">An unreadable</w:t>
+      </w:r>
+      <w:r>
+        <w:t xml:space="preserve"> </w:t>
+      </w:r>
+      <w:r>
+        <w:rPr>
+          <w:rStyle w:val="VerbatimChar"/>
+        </w:rPr>
+        <w:t xml:space="preserve">&lt;hostname&gt;.yaml</w:t>
+      </w:r>
+      <w:r>
+        <w:t xml:space="preserve"> </w:t>
+      </w:r>
+      <w:r>
+        <w:t xml:space="preserve">falls back to</w:t>
+      </w:r>
+      <w:r>
+        <w:t xml:space="preserve"> </w:t>
+      </w:r>
+      <w:r>
+        <w:rPr>
+          <w:rStyle w:val="VerbatimChar"/>
+        </w:rPr>
+        <w:t xml:space="preserve">&lt;machine-id-16&gt;.yaml</w:t>
+      </w:r>
+      <w:r>
+        <w:t xml:space="preserve">.</w:t>
+      </w:r>
+    </w:p>
+    <w:p>
+      <w:pPr>
+        <w:pStyle w:val="FirstParagraph"/>
+      </w:pPr>
+      <w:r>
+        <w:t xml:space="preserve">Schema:</w:t>
+      </w:r>
+      <w:r>
+        <w:t xml:space="preserve"> </w:t>
+      </w:r>
+      <w:r>
+        <w:rPr>
+          <w:rStyle w:val="VerbatimChar"/>
+        </w:rPr>
+        <w:t xml:space="preserve">schema_version: 1</w:t>
+      </w:r>
+      <w:r>
+        <w:t xml:space="preserve">,</w:t>
+      </w:r>
+      <w:r>
+        <w:t xml:space="preserve"> </w:t>
+      </w:r>
+      <w:r>
+        <w:rPr>
+          <w:b/>
+          <w:bCs/>
+        </w:rPr>
+        <w:t xml:space="preserve">one file per host</w:t>
+      </w:r>
+      <w:r>
+        <w:t xml:space="preserve">.</w:t>
+      </w:r>
+    </w:p>
+    <w:bookmarkStart w:id="11" w:name="Xfe755404ab4f5700cce136c2119bec555b0e6c1"/>
+    <w:p>
+      <w:pPr>
+        <w:pStyle w:val="Heading3"/>
+      </w:pPr>
+      <w:r>
+        <w:t xml:space="preserve">The</w:t>
+      </w:r>
+      <w:r>
+        <w:t xml:space="preserve"> </w:t>
+      </w:r>
+      <w:r>
+        <w:rPr>
+          <w:rStyle w:val="VerbatimChar"/>
+        </w:rPr>
+        <w:t xml:space="preserve">MT_*</w:t>
+      </w:r>
+      <w:r>
+        <w:t xml:space="preserve"> </w:t>
+      </w:r>
+      <w:r>
+        <w:t xml:space="preserve">environment contract (retained verbatim, no renames)</w:t>
+      </w:r>
+    </w:p>
+    <w:tbl>
+      <w:tblPr>
+        <w:tblStyle w:val="Table"/>
+        <w:tblW w:type="auto" w:w="0"/>
+        <w:tblLook w:firstRow="1" w:lastRow="0" w:firstColumn="0" w:lastColumn="0" w:noHBand="0" w:noVBand="0" w:val="0020"/>
+      </w:tblPr>
+      <w:tblGrid>
+        <w:gridCol w:w="2640"/>
+        <w:gridCol w:w="2640"/>
+        <w:gridCol w:w="2640"/>
+      </w:tblGrid>
+      <w:tr>
+        <w:trPr>
+          <w:tblHeader w:val="on"/>
+        </w:trPr>
+        <w:tc>
+          <w:tcPr/>
+          <w:p>
+            <w:pPr>
+              <w:pStyle w:val="Compact"/>
+            </w:pPr>
+            <w:r>
+              <w:t xml:space="preserve">Env</w:t>
+            </w:r>
+          </w:p>
+        </w:tc>
+        <w:tc>
+          <w:tcPr/>
+          <w:p>
+            <w:pPr>
+              <w:pStyle w:val="Compact"/>
+            </w:pPr>
+            <w:r>
+              <w:t xml:space="preserve">Meaning</w:t>
+            </w:r>
+          </w:p>
+        </w:tc>
+        <w:tc>
+          <w:tcPr/>
+          <w:p>
+            <w:pPr>
+              <w:pStyle w:val="Compact"/>
+            </w:pPr>
+            <w:r>
+              <w:t xml:space="preserve">Default</w:t>
+            </w:r>
+          </w:p>
+        </w:tc>
+      </w:tr>
+      <w:tr>
+        <w:tc>
+          <w:tcPr/>
+          <w:p>
+            <w:pPr>
+              <w:pStyle w:val="Compact"/>
+            </w:pPr>
+            <w:r>
+              <w:rPr>
+                <w:rStyle w:val="VerbatimChar"/>
+              </w:rPr>
+              <w:t xml:space="preserve">MT_REPO_ROOT</w:t>
+            </w:r>
+          </w:p>
+        </w:tc>
+        <w:tc>
+          <w:tcPr/>
+          <w:p>
+            <w:pPr>
+              <w:pStyle w:val="Compact"/>
+            </w:pPr>
+            <w:r>
+              <w:t xml:space="preserve">project/repo root</w:t>
+            </w:r>
+          </w:p>
+        </w:tc>
+        <w:tc>
+          <w:tcPr/>
+          <w:p>
+            <w:pPr>
+              <w:pStyle w:val="Compact"/>
+            </w:pPr>
+            <w:r>
+              <w:t xml:space="preserve">script</w:t>
+            </w:r>
+            <w:r>
+              <w:t xml:space="preserve"> </w:t>
+            </w:r>
+            <w:r>
+              <w:rPr>
+                <w:rStyle w:val="VerbatimChar"/>
+              </w:rPr>
+              <w:t xml:space="preserve">../..</w:t>
+            </w:r>
+            <w:r>
+              <w:t xml:space="preserve"> </w:t>
+            </w:r>
+            <w:r>
+              <w:t xml:space="preserve">(⇒ set this from the constitution location)</w:t>
+            </w:r>
+          </w:p>
+        </w:tc>
+      </w:tr>
+      <w:tr>
+        <w:tc>
+          <w:tcPr/>
+          <w:p>
+            <w:pPr>
+              <w:pStyle w:val="Compact"/>
+            </w:pPr>
+            <w:r>
+              <w:rPr>
+                <w:rStyle w:val="VerbatimChar"/>
+              </w:rPr>
+              <w:t xml:space="preserve">MT_CONFIG</w:t>
+            </w:r>
+          </w:p>
+        </w:tc>
+        <w:tc>
+          <w:tcPr/>
+          <w:p>
+            <w:pPr>
+              <w:pStyle w:val="Compact"/>
+            </w:pPr>
+            <w:r>
+              <w:t xml:space="preserve">explicit config-file path (overrides host resolution)</w:t>
+            </w:r>
+          </w:p>
+        </w:tc>
+        <w:tc>
+          <w:tcPr/>
+          <w:p>
+            <w:pPr>
+              <w:pStyle w:val="Compact"/>
+            </w:pPr>
+            <w:r>
+              <w:t xml:space="preserve">—</w:t>
+            </w:r>
+          </w:p>
+        </w:tc>
+      </w:tr>
+      <w:tr>
+        <w:tc>
+          <w:tcPr/>
+          <w:p>
+            <w:pPr>
+              <w:pStyle w:val="Compact"/>
+            </w:pPr>
+            <w:r>
+              <w:rPr>
+                <w:rStyle w:val="VerbatimChar"/>
+              </w:rPr>
+              <w:t xml:space="preserve">MT_CONFIG_DIR</w:t>
+            </w:r>
+          </w:p>
+        </w:tc>
+        <w:tc>
+          <w:tcPr/>
+          <w:p>
+            <w:pPr>
+              <w:pStyle w:val="Compact"/>
+            </w:pPr>
+            <w:r>
+              <w:t xml:space="preserve">per-host config directory</w:t>
+            </w:r>
+          </w:p>
+        </w:tc>
+        <w:tc>
+          <w:tcPr/>
+          <w:p>
+            <w:pPr>
+              <w:pStyle w:val="Compact"/>
+            </w:pPr>
+            <w:r>
+              <w:rPr>
+                <w:rStyle w:val="VerbatimChar"/>
+              </w:rPr>
+              <w:t xml:space="preserve">$(mt_repo_root)/config/multitrack</w:t>
+            </w:r>
+          </w:p>
+        </w:tc>
+      </w:tr>
+      <w:tr>
+        <w:tc>
+          <w:tcPr/>
+          <w:p>
+            <w:pPr>
+              <w:pStyle w:val="Compact"/>
+            </w:pPr>
+            <w:r>
+              <w:rPr>
+                <w:rStyle w:val="VerbatimChar"/>
+              </w:rPr>
+              <w:t xml:space="preserve">MT_HOST</w:t>
+            </w:r>
+          </w:p>
+        </w:tc>
+        <w:tc>
+          <w:tcPr/>
+          <w:p>
+            <w:pPr>
+              <w:pStyle w:val="Compact"/>
+            </w:pPr>
+            <w:r>
+              <w:t xml:space="preserve">host key for</w:t>
+            </w:r>
+            <w:r>
+              <w:t xml:space="preserve"> </w:t>
+            </w:r>
+            <w:r>
+              <w:rPr>
+                <w:rStyle w:val="VerbatimChar"/>
+              </w:rPr>
+              <w:t xml:space="preserve">&lt;host&gt;.yaml</w:t>
+            </w:r>
+          </w:p>
+        </w:tc>
+        <w:tc>
+          <w:tcPr/>
+          <w:p>
+            <w:pPr>
+              <w:pStyle w:val="Compact"/>
+            </w:pPr>
+            <w:r>
+              <w:t xml:space="preserve">system hostname → machine-id-16</w:t>
+            </w:r>
+          </w:p>
+        </w:tc>
+      </w:tr>
+      <w:tr>
+        <w:tc>
+          <w:tcPr/>
+          <w:p>
+            <w:pPr>
+              <w:pStyle w:val="Compact"/>
+            </w:pPr>
+            <w:r>
+              <w:rPr>
+                <w:rStyle w:val="VerbatimChar"/>
+              </w:rPr>
+              <w:t xml:space="preserve">MT_ALIAS_DIR</w:t>
+            </w:r>
+          </w:p>
+        </w:tc>
+        <w:tc>
+          <w:tcPr/>
+          <w:p>
+            <w:pPr>
+              <w:pStyle w:val="Compact"/>
+            </w:pPr>
+            <w:r>
+              <w:t xml:space="preserve">orchestrator runtime dir (bindings/cooldowns/events)</w:t>
+            </w:r>
+          </w:p>
+        </w:tc>
+        <w:tc>
+          <w:tcPr/>
+          <w:p>
+            <w:pPr>
+              <w:pStyle w:val="Compact"/>
+            </w:pPr>
+            <w:r>
+              <w:rPr>
+                <w:rStyle w:val="VerbatimChar"/>
+              </w:rPr>
+              <w:t xml:space="preserve">${XDG_RUNTIME_DIR:-/tmp}/$(basename "$MT_REPO_ROOT")/multitrack/aliasorch</w:t>
+            </w:r>
+          </w:p>
+        </w:tc>
+      </w:tr>
+      <w:tr>
+        <w:tc>
+          <w:tcPr/>
+          <w:p>
+            <w:pPr>
+              <w:pStyle w:val="Compact"/>
+            </w:pPr>
+            <w:r>
+              <w:rPr>
+                <w:rStyle w:val="VerbatimChar"/>
+              </w:rPr>
+              <w:t xml:space="preserve">MT_LOCK_DIR</w:t>
+            </w:r>
+          </w:p>
+        </w:tc>
+        <w:tc>
+          <w:tcPr/>
+          <w:p>
+            <w:pPr>
+              <w:pStyle w:val="Compact"/>
+            </w:pPr>
+            <w:r>
+              <w:t xml:space="preserve">device-lock runtime dir</w:t>
+            </w:r>
+          </w:p>
+        </w:tc>
+        <w:tc>
+          <w:tcPr/>
+          <w:p>
+            <w:pPr>
+              <w:pStyle w:val="Compact"/>
+            </w:pPr>
+            <w:r>
+              <w:rPr>
+                <w:rStyle w:val="VerbatimChar"/>
+              </w:rPr>
+              <w:t xml:space="preserve">${XDG_RUNTIME_DIR:-/tmp}/$(basename "$MT_REPO_ROOT")/multitrack/devicelock</w:t>
+            </w:r>
+          </w:p>
+        </w:tc>
+      </w:tr>
+      <w:tr>
+        <w:tc>
+          <w:tcPr/>
+          <w:p>
+            <w:pPr>
+              <w:pStyle w:val="Compact"/>
+            </w:pPr>
+            <w:r>
+              <w:rPr>
+                <w:rStyle w:val="VerbatimChar"/>
+              </w:rPr>
+              <w:t xml:space="preserve">MT_REGISTRY_LOCK</w:t>
+            </w:r>
+          </w:p>
+        </w:tc>
+        <w:tc>
+          <w:tcPr/>
+          <w:p>
+            <w:pPr>
+              <w:pStyle w:val="Compact"/>
+            </w:pPr>
+            <w:r>
+              <w:t xml:space="preserve">streams-registry flock</w:t>
+            </w:r>
+          </w:p>
+        </w:tc>
+        <w:tc>
+          <w:tcPr/>
+          <w:p>
+            <w:pPr>
+              <w:pStyle w:val="Compact"/>
+            </w:pPr>
+            <w:r>
+              <w:rPr>
+                <w:rStyle w:val="VerbatimChar"/>
+              </w:rPr>
+              <w:t xml:space="preserve">${XDG_RUNTIME_DIR:-/tmp}/$(basename "$MT_REPO_ROOT")/multitrack/registry.lock</w:t>
+            </w:r>
+          </w:p>
+        </w:tc>
+      </w:tr>
+      <w:tr>
+        <w:tc>
+          <w:tcPr/>
+          <w:p>
+            <w:pPr>
+              <w:pStyle w:val="Compact"/>
+            </w:pPr>
+            <w:r>
+              <w:rPr>
+                <w:rStyle w:val="VerbatimChar"/>
+              </w:rPr>
+              <w:t xml:space="preserve">MT_STREAMS_TSV</w:t>
+            </w:r>
+          </w:p>
+        </w:tc>
+        <w:tc>
+          <w:tcPr/>
+          <w:p>
+            <w:pPr>
+              <w:pStyle w:val="Compact"/>
+            </w:pPr>
+            <w:r>
+              <w:t xml:space="preserve">streams registry TSV</w:t>
+            </w:r>
+          </w:p>
+        </w:tc>
+        <w:tc>
+          <w:tcPr/>
+          <w:p>
+            <w:pPr>
+              <w:pStyle w:val="Compact"/>
+            </w:pPr>
+            <w:r>
+              <w:rPr>
+                <w:rStyle w:val="VerbatimChar"/>
+              </w:rPr>
+              <w:t xml:space="preserve">$MT_REPO_ROOT/.ws_state/streams.tsv</w:t>
+            </w:r>
+          </w:p>
+        </w:tc>
+      </w:tr>
+      <w:tr>
+        <w:tc>
+          <w:tcPr/>
+          <w:p>
+            <w:pPr>
+              <w:pStyle w:val="Compact"/>
+            </w:pPr>
+            <w:r>
+              <w:rPr>
+                <w:rStyle w:val="VerbatimChar"/>
+              </w:rPr>
+              <w:t xml:space="preserve">MT_WS_STATE</w:t>
+            </w:r>
+          </w:p>
+        </w:tc>
+        <w:tc>
+          <w:tcPr/>
+          <w:p>
+            <w:pPr>
+              <w:pStyle w:val="Compact"/>
+            </w:pPr>
+            <w:r>
+              <w:t xml:space="preserve">per-repo state dir</w:t>
+            </w:r>
+          </w:p>
+        </w:tc>
+        <w:tc>
+          <w:tcPr/>
+          <w:p>
+            <w:pPr>
+              <w:pStyle w:val="Compact"/>
+            </w:pPr>
+            <w:r>
+              <w:rPr>
+                <w:rStyle w:val="VerbatimChar"/>
+              </w:rPr>
+              <w:t xml:space="preserve">$MT_REPO_ROOT/.ws_state</w:t>
+            </w:r>
+          </w:p>
+        </w:tc>
+      </w:tr>
+      <w:tr>
+        <w:tc>
+          <w:tcPr/>
+          <w:p>
+            <w:pPr>
+              <w:pStyle w:val="Compact"/>
+            </w:pPr>
+            <w:r>
+              <w:rPr>
+                <w:rStyle w:val="VerbatimChar"/>
+              </w:rPr>
+              <w:t xml:space="preserve">MT_WORKTREE_SUBDIR</w:t>
+            </w:r>
+          </w:p>
+        </w:tc>
+        <w:tc>
+          <w:tcPr/>
+          <w:p>
+            <w:pPr>
+              <w:pStyle w:val="Compact"/>
+            </w:pPr>
+            <w:r>
+              <w:t xml:space="preserve">worktree subdir under a track mount</w:t>
+            </w:r>
+          </w:p>
+        </w:tc>
+        <w:tc>
+          <w:tcPr/>
+          <w:p>
+            <w:pPr>
+              <w:pStyle w:val="Compact"/>
+            </w:pPr>
+            <w:r>
+              <w:rPr>
+                <w:rStyle w:val="VerbatimChar"/>
+              </w:rPr>
+              <w:t xml:space="preserve">$(basename "$MT_REPO_ROOT")</w:t>
+            </w:r>
+          </w:p>
+        </w:tc>
+      </w:tr>
+      <w:tr>
+        <w:tc>
+          <w:tcPr/>
+          <w:p>
+            <w:pPr>
+              <w:pStyle w:val="Compact"/>
+            </w:pPr>
+            <w:r>
+              <w:rPr>
+                <w:rStyle w:val="VerbatimChar"/>
+              </w:rPr>
+              <w:t xml:space="preserve">MT_ALIAS_ROSTER</w:t>
+            </w:r>
+          </w:p>
+        </w:tc>
+        <w:tc>
+          <w:tcPr/>
+          <w:p>
+            <w:pPr>
+              <w:pStyle w:val="Compact"/>
+            </w:pPr>
+            <w:r>
+              <w:t xml:space="preserve">alias roster override (</w:t>
+            </w:r>
+            <w:r>
+              <w:rPr>
+                <w:rStyle w:val="VerbatimChar"/>
+              </w:rPr>
+              <w:t xml:space="preserve">name:kind,...</w:t>
+            </w:r>
+            <w:r>
+              <w:t xml:space="preserve">)</w:t>
+            </w:r>
+          </w:p>
+        </w:tc>
+        <w:tc>
+          <w:tcPr/>
+          <w:p>
+            <w:pPr>
+              <w:pStyle w:val="Compact"/>
+            </w:pPr>
+            <w:r>
+              <w:t xml:space="preserve">config</w:t>
+            </w:r>
+            <w:r>
+              <w:t xml:space="preserve"> </w:t>
+            </w:r>
+            <w:r>
+              <w:rPr>
+                <w:rStyle w:val="VerbatimChar"/>
+              </w:rPr>
+              <w:t xml:space="preserve">aliases:</w:t>
+            </w:r>
+            <w:r>
+              <w:t xml:space="preserve"> </w:t>
+            </w:r>
+            <w:r>
+              <w:t xml:space="preserve">block, else built-in</w:t>
+            </w:r>
+          </w:p>
+        </w:tc>
+      </w:tr>
+      <w:tr>
+        <w:tc>
+          <w:tcPr/>
+          <w:p>
+            <w:pPr>
+              <w:pStyle w:val="Compact"/>
+            </w:pPr>
+            <w:r>
+              <w:rPr>
+                <w:rStyle w:val="VerbatimChar"/>
+              </w:rPr>
+              <w:t xml:space="preserve">MT_BUILD_COMMAND</w:t>
+            </w:r>
+          </w:p>
+        </w:tc>
+        <w:tc>
+          <w:tcPr/>
+          <w:p>
+            <w:pPr>
+              <w:pStyle w:val="Compact"/>
+            </w:pPr>
+            <w:r>
+              <w:t xml:space="preserve">build command string (the</w:t>
+            </w:r>
+            <w:r>
+              <w:t xml:space="preserve"> </w:t>
+            </w:r>
+            <w:r>
+              <w:rPr>
+                <w:rStyle w:val="VerbatimChar"/>
+              </w:rPr>
+              <w:t xml:space="preserve">build.command</w:t>
+            </w:r>
+            <w:r>
+              <w:t xml:space="preserve"> </w:t>
+            </w:r>
+            <w:r>
+              <w:t xml:space="preserve">config key)</w:t>
+            </w:r>
+          </w:p>
+        </w:tc>
+        <w:tc>
+          <w:tcPr/>
+          <w:p>
+            <w:pPr>
+              <w:pStyle w:val="Compact"/>
+            </w:pPr>
+            <w:r>
+              <w:t xml:space="preserve">auto-detect</w:t>
+            </w:r>
+            <w:r>
+              <w:t xml:space="preserve"> </w:t>
+            </w:r>
+            <w:r>
+              <w:rPr>
+                <w:rStyle w:val="VerbatimChar"/>
+              </w:rPr>
+              <w:t xml:space="preserve">scripts/build_maxres.sh</w:t>
+            </w:r>
+            <w:r>
+              <w:t xml:space="preserve"> </w:t>
+            </w:r>
+            <w:r>
+              <w:t xml:space="preserve">else</w:t>
+            </w:r>
+            <w:r>
+              <w:t xml:space="preserve"> </w:t>
+            </w:r>
+            <w:r>
+              <w:rPr>
+                <w:rStyle w:val="VerbatimChar"/>
+              </w:rPr>
+              <w:t xml:space="preserve">scripts/build.sh</w:t>
+            </w:r>
+          </w:p>
+        </w:tc>
+      </w:tr>
+      <w:tr>
+        <w:tc>
+          <w:tcPr/>
+          <w:p>
+            <w:pPr>
+              <w:pStyle w:val="Compact"/>
+            </w:pPr>
+            <w:r>
+              <w:rPr>
+                <w:rStyle w:val="VerbatimChar"/>
+              </w:rPr>
+              <w:t xml:space="preserve">MT_BUILD_MIN_FREE_GB</w:t>
+            </w:r>
+          </w:p>
+        </w:tc>
+        <w:tc>
+          <w:tcPr/>
+          <w:p>
+            <w:pPr>
+              <w:pStyle w:val="Compact"/>
+            </w:pPr>
+            <w:r>
+              <w:t xml:space="preserve">pre-build free-space floor (the</w:t>
+            </w:r>
+            <w:r>
+              <w:t xml:space="preserve"> </w:t>
+            </w:r>
+            <w:r>
+              <w:rPr>
+                <w:rStyle w:val="VerbatimChar"/>
+              </w:rPr>
+              <w:t xml:space="preserve">build.min_free_gb</w:t>
+            </w:r>
+            <w:r>
+              <w:t xml:space="preserve"> </w:t>
+            </w:r>
+            <w:r>
+              <w:t xml:space="preserve">config key)</w:t>
+            </w:r>
+          </w:p>
+        </w:tc>
+        <w:tc>
+          <w:tcPr/>
+          <w:p>
+            <w:pPr>
+              <w:pStyle w:val="Compact"/>
+            </w:pPr>
+            <w:r>
+              <w:rPr>
+                <w:rStyle w:val="VerbatimChar"/>
+              </w:rPr>
+              <w:t xml:space="preserve">158</w:t>
+            </w:r>
+          </w:p>
+        </w:tc>
+      </w:tr>
+      <w:tr>
+        <w:tc>
+          <w:tcPr/>
+          <w:p>
+            <w:pPr>
+              <w:pStyle w:val="Compact"/>
+            </w:pPr>
+            <w:r>
+              <w:rPr>
+                <w:rStyle w:val="VerbatimChar"/>
+              </w:rPr>
+              <w:t xml:space="preserve">MT_LOCK_WAIT</w:t>
+            </w:r>
+            <w:r>
+              <w:t xml:space="preserve"> </w:t>
+            </w:r>
+            <w:r>
+              <w:t xml:space="preserve">/</w:t>
+            </w:r>
+            <w:r>
+              <w:t xml:space="preserve"> </w:t>
+            </w:r>
+            <w:r>
+              <w:rPr>
+                <w:rStyle w:val="VerbatimChar"/>
+              </w:rPr>
+              <w:t xml:space="preserve">MT_DEFAULT_TTL</w:t>
+            </w:r>
+            <w:r>
+              <w:t xml:space="preserve"> </w:t>
+            </w:r>
+            <w:r>
+              <w:t xml:space="preserve">/</w:t>
+            </w:r>
+            <w:r>
+              <w:t xml:space="preserve"> </w:t>
+            </w:r>
+            <w:r>
+              <w:rPr>
+                <w:rStyle w:val="VerbatimChar"/>
+              </w:rPr>
+              <w:t xml:space="preserve">MT_CLAIM_TTL</w:t>
+            </w:r>
+            <w:r>
+              <w:t xml:space="preserve"> </w:t>
+            </w:r>
+            <w:r>
+              <w:t xml:space="preserve">/</w:t>
+            </w:r>
+            <w:r>
+              <w:t xml:space="preserve"> </w:t>
+            </w:r>
+            <w:r>
+              <w:rPr>
+                <w:rStyle w:val="VerbatimChar"/>
+              </w:rPr>
+              <w:t xml:space="preserve">MT_ALIAS_TTL</w:t>
+            </w:r>
+            <w:r>
+              <w:t xml:space="preserve"> </w:t>
+            </w:r>
+            <w:r>
+              <w:t xml:space="preserve">/</w:t>
+            </w:r>
+            <w:r>
+              <w:t xml:space="preserve"> </w:t>
+            </w:r>
+            <w:r>
+              <w:rPr>
+                <w:rStyle w:val="VerbatimChar"/>
+              </w:rPr>
+              <w:t xml:space="preserve">MT_COOLDOWN</w:t>
+            </w:r>
+          </w:p>
+        </w:tc>
+        <w:tc>
+          <w:tcPr/>
+          <w:p>
+            <w:pPr>
+              <w:pStyle w:val="Compact"/>
+            </w:pPr>
+            <w:r>
+              <w:t xml:space="preserve">flock/lease timers</w:t>
+            </w:r>
+          </w:p>
+        </w:tc>
+        <w:tc>
+          <w:tcPr/>
+          <w:p>
+            <w:pPr>
+              <w:pStyle w:val="Compact"/>
+            </w:pPr>
+            <w:r>
+              <w:t xml:space="preserve">see each script header</w:t>
+            </w:r>
+          </w:p>
+        </w:tc>
+      </w:tr>
+    </w:tbl>
+    <w:p>
+      <w:pPr>
+        <w:pStyle w:val="BodyText"/>
+      </w:pPr>
+      <w:r>
+        <w:rPr>
+          <w:b/>
+          <w:bCs/>
+        </w:rPr>
+        <w:t xml:space="preserve">No</w:t>
+      </w:r>
+      <w:r>
+        <w:rPr>
+          <w:b/>
+          <w:bCs/>
+        </w:rPr>
+        <w:t xml:space="preserve"> </w:t>
+      </w:r>
+      <w:r>
+        <w:rPr>
+          <w:rStyle w:val="VerbatimChar"/>
+          <w:b/>
+          <w:bCs/>
+        </w:rPr>
+        <w:t xml:space="preserve">MT_*</w:t>
+      </w:r>
+      <w:r>
+        <w:rPr>
+          <w:b/>
+          <w:bCs/>
+        </w:rPr>
+        <w:t xml:space="preserve"> </w:t>
+      </w:r>
+      <w:r>
+        <w:rPr>
+          <w:b/>
+          <w:bCs/>
+        </w:rPr>
         <w:t xml:space="preserve">var was renamed</w:t>
       </w:r>
       <w:r>
@@ -2163,8 +2796,8 @@
         <w:t xml:space="preserve">consumer — a rename would break the live host and every paired test (§11.4.6).</w:t>
       </w:r>
     </w:p>
-    <w:bookmarkEnd w:id="10"/>
-    <w:bookmarkStart w:id="11" w:name="X01e3c8ba6df752310849fb4ad967707b461a6ac"/>
+    <w:bookmarkEnd w:id="11"/>
+    <w:bookmarkStart w:id="12" w:name="X01e3c8ba6df752310849fb4ad967707b461a6ac"/>
     <w:p>
       <w:pPr>
         <w:pStyle w:val="Heading3"/>
@@ -2735,8 +3368,8 @@
         <w:t xml:space="preserve">'"isApiErrorMessage":true'</w:t>
       </w:r>
     </w:p>
-    <w:bookmarkEnd w:id="11"/>
-    <w:bookmarkStart w:id="12" w:name="runtime-namespace-derivation"/>
+    <w:bookmarkEnd w:id="12"/>
+    <w:bookmarkStart w:id="13" w:name="runtime-namespace-derivation"/>
     <w:p>
       <w:pPr>
         <w:pStyle w:val="Heading3"/>
@@ -2837,9 +3470,9 @@
         <w:t xml:space="preserve">project literal is baked into the engine.</w:t>
       </w:r>
     </w:p>
-    <w:bookmarkEnd w:id="12"/>
     <w:bookmarkEnd w:id="13"/>
-    <w:bookmarkStart w:id="14" w:name="quick-start-consumer"/>
+    <w:bookmarkEnd w:id="14"/>
+    <w:bookmarkStart w:id="15" w:name="quick-start-consumer"/>
     <w:p>
       <w:pPr>
         <w:pStyle w:val="Heading2"/>
@@ -3027,8 +3660,8 @@
         <w:t xml:space="preserve"> constitution/scripts/multitrack/multitrack_resolve_worktree.sh resolve claude1</w:t>
       </w:r>
     </w:p>
-    <w:bookmarkEnd w:id="14"/>
-    <w:bookmarkStart w:id="15" w:name="Xaf24460550d266c396001604429b22020a0a0ef"/>
+    <w:bookmarkEnd w:id="15"/>
+    <w:bookmarkStart w:id="16" w:name="Xaf24460550d266c396001604429b22020a0a0ef"/>
     <w:p>
       <w:pPr>
         <w:pStyle w:val="Heading2"/>
@@ -3341,8 +3974,1091 @@
         <w:t xml:space="preserve">in the consuming project and is NEVER copied here.</w:t>
       </w:r>
     </w:p>
-    <w:bookmarkEnd w:id="15"/>
     <w:bookmarkEnd w:id="16"/>
+    <w:bookmarkStart w:id="17" w:name="X98449eadfd65c29865957c9e820aad28da26f33"/>
+    <w:p>
+      <w:pPr>
+        <w:pStyle w:val="Heading2"/>
+      </w:pPr>
+      <w:r>
+        <w:t xml:space="preserve">Alias priority, per-alias limit/subscription tracking, auto-rebind-on-recovery (§11.4.196)</w:t>
+      </w:r>
+    </w:p>
+    <w:p>
+      <w:pPr>
+        <w:pStyle w:val="FirstParagraph"/>
+      </w:pPr>
+      <w:r>
+        <w:t xml:space="preserve">The alias↔track binding layer (</w:t>
+      </w:r>
+      <w:r>
+        <w:rPr>
+          <w:rStyle w:val="VerbatimChar"/>
+        </w:rPr>
+        <w:t xml:space="preserve">multitrack_alias_orchestrator.sh</w:t>
+      </w:r>
+      <w:r>
+        <w:t xml:space="preserve">) implements the</w:t>
+      </w:r>
+      <w:r>
+        <w:t xml:space="preserve"> </w:t>
+      </w:r>
+      <w:r>
+        <w:t xml:space="preserve">§11.4.196 mandate — the alias-binding + rate-limit/subscription-tracking layer of</w:t>
+      </w:r>
+      <w:r>
+        <w:t xml:space="preserve"> </w:t>
+      </w:r>
+      <w:r>
+        <w:t xml:space="preserve">the §11.4.187 ruler:</w:t>
+      </w:r>
+    </w:p>
+    <w:p>
+      <w:pPr>
+        <w:pStyle w:val="BodyText"/>
+      </w:pPr>
+      <w:r>
+        <w:rPr>
+          <w:b/>
+          <w:bCs/>
+        </w:rPr>
+        <w:t xml:space="preserve">Native-alias-first priority.</w:t>
+      </w:r>
+      <w:r>
+        <w:t xml:space="preserve"> </w:t>
+      </w:r>
+      <w:r>
+        <w:rPr>
+          <w:rStyle w:val="VerbatimChar"/>
+        </w:rPr>
+        <w:t xml:space="preserve">_next_available_alias</w:t>
+      </w:r>
+      <w:r>
+        <w:t xml:space="preserve"> </w:t>
+      </w:r>
+      <w:r>
+        <w:t xml:space="preserve">scans the</w:t>
+      </w:r>
+      <w:r>
+        <w:t xml:space="preserve"> </w:t>
+      </w:r>
+      <w:r>
+        <w:rPr>
+          <w:rStyle w:val="VerbatimChar"/>
+        </w:rPr>
+        <w:t xml:space="preserve">native</w:t>
+      </w:r>
+      <w:r>
+        <w:t xml:space="preserve"> </w:t>
+      </w:r>
+      <w:r>
+        <w:t xml:space="preserve">class</w:t>
+      </w:r>
+      <w:r>
+        <w:t xml:space="preserve"> </w:t>
+      </w:r>
+      <w:r>
+        <w:t xml:space="preserve">COMPLETELY before the</w:t>
+      </w:r>
+      <w:r>
+        <w:t xml:space="preserve"> </w:t>
+      </w:r>
+      <w:r>
+        <w:rPr>
+          <w:rStyle w:val="VerbatimChar"/>
+        </w:rPr>
+        <w:t xml:space="preserve">provider</w:t>
+      </w:r>
+      <w:r>
+        <w:t xml:space="preserve"> </w:t>
+      </w:r>
+      <w:r>
+        <w:t xml:space="preserve">class, so an OPERATIONAL native (</w:t>
+      </w:r>
+      <w:r>
+        <w:rPr>
+          <w:rStyle w:val="VerbatimChar"/>
+        </w:rPr>
+        <w:t xml:space="preserve">claudeN</w:t>
+      </w:r>
+      <w:r>
+        <w:t xml:space="preserve">) alias</w:t>
+      </w:r>
+      <w:r>
+        <w:t xml:space="preserve"> </w:t>
+      </w:r>
+      <w:r>
+        <w:t xml:space="preserve">is ALWAYS selected before ANY provider, regardless of roster file order (§11.4.111</w:t>
+      </w:r>
+      <w:r>
+        <w:t xml:space="preserve"> </w:t>
+      </w:r>
+      <w:r>
+        <w:t xml:space="preserve">resolve-by-CLASS-not-by-file-position). Within a class the operator-mandated order</w:t>
+      </w:r>
+      <w:r>
+        <w:t xml:space="preserve"> </w:t>
+      </w:r>
+      <w:r>
+        <w:t xml:space="preserve">(native equal-capability; providers</w:t>
+      </w:r>
+      <w:r>
+        <w:t xml:space="preserve"> </w:t>
+      </w:r>
+      <w:r>
+        <w:rPr>
+          <w:rStyle w:val="VerbatimChar"/>
+        </w:rPr>
+        <w:t xml:space="preserve">deepseek → xiaomi → opencode → kimi-for-coding → …</w:t>
+      </w:r>
+      <w:r>
+        <w:t xml:space="preserve">) is authoritative decision-DATA — the built-in</w:t>
+      </w:r>
+      <w:r>
+        <w:t xml:space="preserve"> </w:t>
+      </w:r>
+      <w:r>
+        <w:rPr>
+          <w:rStyle w:val="VerbatimChar"/>
+        </w:rPr>
+        <w:t xml:space="preserve">DEFAULT_ROSTER</w:t>
+      </w:r>
+      <w:r>
+        <w:t xml:space="preserve"> </w:t>
+      </w:r>
+      <w:r>
+        <w:t xml:space="preserve">encodes it and</w:t>
+      </w:r>
+      <w:r>
+        <w:t xml:space="preserve"> </w:t>
+      </w:r>
+      <w:r>
+        <w:rPr>
+          <w:rStyle w:val="VerbatimChar"/>
+        </w:rPr>
+        <w:t xml:space="preserve">config/multitrack/alias_priority.yaml</w:t>
+      </w:r>
+      <w:r>
+        <w:t xml:space="preserve"> </w:t>
+      </w:r>
+      <w:r>
+        <w:t xml:space="preserve">is its tracked, non-secret record (alias</w:t>
+      </w:r>
+      <w:r>
+        <w:t xml:space="preserve"> </w:t>
+      </w:r>
+      <w:r>
+        <w:t xml:space="preserve">NAMES only, never keys — §11.4.10).</w:t>
+      </w:r>
+      <w:r>
+        <w:t xml:space="preserve"> </w:t>
+      </w:r>
+      <w:r>
+        <w:rPr>
+          <w:rStyle w:val="VerbatimChar"/>
+        </w:rPr>
+        <w:t xml:space="preserve">_alias_rank</w:t>
+      </w:r>
+      <w:r>
+        <w:t xml:space="preserve"> </w:t>
+      </w:r>
+      <w:r>
+        <w:t xml:space="preserve">exposes the same ordering as a</w:t>
+      </w:r>
+      <w:r>
+        <w:t xml:space="preserve"> </w:t>
+      </w:r>
+      <w:r>
+        <w:t xml:space="preserve">comparable integer (native base 0 &lt; provider base 100000).</w:t>
+      </w:r>
+    </w:p>
+    <w:p>
+      <w:pPr>
+        <w:pStyle w:val="BodyText"/>
+      </w:pPr>
+      <w:r>
+        <w:rPr>
+          <w:b/>
+          <w:bCs/>
+        </w:rPr>
+        <w:t xml:space="preserve">Per-alias reason-class limit tracking (from REAL signals, never faked — §11.4.6).</w:t>
+      </w:r>
+      <w:r>
+        <w:t xml:space="preserve"> </w:t>
+      </w:r>
+      <w:r>
+        <w:t xml:space="preserve">A cooled alias's</w:t>
+      </w:r>
+      <w:r>
+        <w:t xml:space="preserve"> </w:t>
+      </w:r>
+      <w:r>
+        <w:rPr>
+          <w:rStyle w:val="VerbatimChar"/>
+        </w:rPr>
+        <w:t xml:space="preserve">cooldowns.snapshot</w:t>
+      </w:r>
+      <w:r>
+        <w:t xml:space="preserve"> </w:t>
+      </w:r>
+      <w:r>
+        <w:t xml:space="preserve">row is</w:t>
+      </w:r>
+      <w:r>
+        <w:t xml:space="preserve"> </w:t>
+      </w:r>
+      <w:r>
+        <w:rPr>
+          <w:rStyle w:val="VerbatimChar"/>
+        </w:rPr>
+        <w:t xml:space="preserve">alias|until|reason|class</w:t>
+      </w:r>
+      <w:r>
+        <w:t xml:space="preserve"> </w:t>
+      </w:r>
+      <w:r>
+        <w:t xml:space="preserve">where</w:t>
+      </w:r>
+      <w:r>
+        <w:t xml:space="preserve"> </w:t>
+      </w:r>
+      <w:r>
+        <w:rPr>
+          <w:rStyle w:val="VerbatimChar"/>
+        </w:rPr>
+        <w:t xml:space="preserve">class ∈ {session | weekly | subscription}</w:t>
+      </w:r>
+      <w:r>
+        <w:t xml:space="preserve"> </w:t>
+      </w:r>
+      <w:r>
+        <w:t xml:space="preserve">and</w:t>
+      </w:r>
+      <w:r>
+        <w:t xml:space="preserve"> </w:t>
+      </w:r>
+      <w:r>
+        <w:rPr>
+          <w:rStyle w:val="VerbatimChar"/>
+        </w:rPr>
+        <w:t xml:space="preserve">until</w:t>
+      </w:r>
+      <w:r>
+        <w:t xml:space="preserve"> </w:t>
+      </w:r>
+      <w:r>
+        <w:t xml:space="preserve">is its operational-again</w:t>
+      </w:r>
+      <w:r>
+        <w:t xml:space="preserve"> </w:t>
+      </w:r>
+      <w:r>
+        <w:t xml:space="preserve">epoch. The three classes have DIFFERENT windows:</w:t>
+      </w:r>
+    </w:p>
+    <w:tbl>
+      <w:tblPr>
+        <w:tblStyle w:val="Table"/>
+        <w:tblW w:type="auto" w:w="0"/>
+        <w:tblLook w:firstRow="1" w:lastRow="0" w:firstColumn="0" w:lastColumn="0" w:noHBand="0" w:noVBand="0" w:val="0020"/>
+      </w:tblPr>
+      <w:tblGrid>
+        <w:gridCol w:w="2640"/>
+        <w:gridCol w:w="2640"/>
+        <w:gridCol w:w="2640"/>
+      </w:tblGrid>
+      <w:tr>
+        <w:trPr>
+          <w:tblHeader w:val="on"/>
+        </w:trPr>
+        <w:tc>
+          <w:tcPr/>
+          <w:p>
+            <w:pPr>
+              <w:pStyle w:val="Compact"/>
+            </w:pPr>
+            <w:r>
+              <w:t xml:space="preserve">class</w:t>
+            </w:r>
+          </w:p>
+        </w:tc>
+        <w:tc>
+          <w:tcPr/>
+          <w:p>
+            <w:pPr>
+              <w:pStyle w:val="Compact"/>
+            </w:pPr>
+            <w:r>
+              <w:t xml:space="preserve">window (</w:t>
+            </w:r>
+            <w:r>
+              <w:rPr>
+                <w:rStyle w:val="VerbatimChar"/>
+              </w:rPr>
+              <w:t xml:space="preserve">MT_COOLDOWN_*</w:t>
+            </w:r>
+            <w:r>
+              <w:t xml:space="preserve">)</w:t>
+            </w:r>
+          </w:p>
+        </w:tc>
+        <w:tc>
+          <w:tcPr/>
+          <w:p>
+            <w:pPr>
+              <w:pStyle w:val="Compact"/>
+            </w:pPr>
+            <w:r>
+              <w:t xml:space="preserve">meaning</w:t>
+            </w:r>
+          </w:p>
+        </w:tc>
+      </w:tr>
+      <w:tr>
+        <w:tc>
+          <w:tcPr/>
+          <w:p>
+            <w:pPr>
+              <w:pStyle w:val="Compact"/>
+            </w:pPr>
+            <w:r>
+              <w:rPr>
+                <w:rStyle w:val="VerbatimChar"/>
+              </w:rPr>
+              <w:t xml:space="preserve">session</w:t>
+            </w:r>
+          </w:p>
+        </w:tc>
+        <w:tc>
+          <w:tcPr/>
+          <w:p>
+            <w:pPr>
+              <w:pStyle w:val="Compact"/>
+            </w:pPr>
+            <w:r>
+              <w:rPr>
+                <w:rStyle w:val="VerbatimChar"/>
+              </w:rPr>
+              <w:t xml:space="preserve">MT_COOLDOWN_SESSION</w:t>
+            </w:r>
+            <w:r>
+              <w:t xml:space="preserve"> </w:t>
+            </w:r>
+            <w:r>
+              <w:t xml:space="preserve">(=300s)</w:t>
+            </w:r>
+          </w:p>
+        </w:tc>
+        <w:tc>
+          <w:tcPr/>
+          <w:p>
+            <w:pPr>
+              <w:pStyle w:val="Compact"/>
+            </w:pPr>
+            <w:r>
+              <w:t xml:space="preserve">a 429 session rate-limit — self-heals at the reset</w:t>
+            </w:r>
+          </w:p>
+        </w:tc>
+      </w:tr>
+      <w:tr>
+        <w:tc>
+          <w:tcPr/>
+          <w:p>
+            <w:pPr>
+              <w:pStyle w:val="Compact"/>
+            </w:pPr>
+            <w:r>
+              <w:rPr>
+                <w:rStyle w:val="VerbatimChar"/>
+              </w:rPr>
+              <w:t xml:space="preserve">weekly</w:t>
+            </w:r>
+          </w:p>
+        </w:tc>
+        <w:tc>
+          <w:tcPr/>
+          <w:p>
+            <w:pPr>
+              <w:pStyle w:val="Compact"/>
+            </w:pPr>
+            <w:r>
+              <w:rPr>
+                <w:rStyle w:val="VerbatimChar"/>
+              </w:rPr>
+              <w:t xml:space="preserve">MT_COOLDOWN_WEEKLY</w:t>
+            </w:r>
+            <w:r>
+              <w:t xml:space="preserve"> </w:t>
+            </w:r>
+            <w:r>
+              <w:t xml:space="preserve">(=604800s)</w:t>
+            </w:r>
+          </w:p>
+        </w:tc>
+        <w:tc>
+          <w:tcPr/>
+          <w:p>
+            <w:pPr>
+              <w:pStyle w:val="Compact"/>
+            </w:pPr>
+            <w:r>
+              <w:t xml:space="preserve">weekly-limit-reached — ~until the weekly reset</w:t>
+            </w:r>
+          </w:p>
+        </w:tc>
+      </w:tr>
+      <w:tr>
+        <w:tc>
+          <w:tcPr/>
+          <w:p>
+            <w:pPr>
+              <w:pStyle w:val="Compact"/>
+            </w:pPr>
+            <w:r>
+              <w:rPr>
+                <w:rStyle w:val="VerbatimChar"/>
+              </w:rPr>
+              <w:t xml:space="preserve">subscription</w:t>
+            </w:r>
+          </w:p>
+        </w:tc>
+        <w:tc>
+          <w:tcPr/>
+          <w:p>
+            <w:pPr>
+              <w:pStyle w:val="Compact"/>
+            </w:pPr>
+            <w:r>
+              <w:t xml:space="preserve">far-future sentinel (2100-01-01Z)</w:t>
+            </w:r>
+          </w:p>
+        </w:tc>
+        <w:tc>
+          <w:tcPr/>
+          <w:p>
+            <w:pPr>
+              <w:pStyle w:val="Compact"/>
+            </w:pPr>
+            <w:r>
+              <w:t xml:space="preserve">subscription expired — INDEFINITE until a REAL renewal</w:t>
+            </w:r>
+          </w:p>
+        </w:tc>
+      </w:tr>
+    </w:tbl>
+    <w:p>
+      <w:pPr>
+        <w:pStyle w:val="BodyText"/>
+      </w:pPr>
+      <w:r>
+        <w:rPr>
+          <w:rStyle w:val="VerbatimChar"/>
+        </w:rPr>
+        <w:t xml:space="preserve">§11.4.6</w:t>
+      </w:r>
+      <w:r>
+        <w:t xml:space="preserve"> </w:t>
+      </w:r>
+      <w:r>
+        <w:t xml:space="preserve">NEVER guesses a renewal date — a caller MAY pass an exact</w:t>
+      </w:r>
+      <w:r>
+        <w:t xml:space="preserve"> </w:t>
+      </w:r>
+      <w:r>
+        <w:rPr>
+          <w:rStyle w:val="VerbatimChar"/>
+        </w:rPr>
+        <w:t xml:space="preserve">--until &lt;epoch&gt;</w:t>
+      </w:r>
+      <w:r>
+        <w:t xml:space="preserve"> </w:t>
+      </w:r>
+      <w:r>
+        <w:t xml:space="preserve">parsed from a real reset marker, which wins over the class default.</w:t>
+      </w:r>
+    </w:p>
+    <w:p>
+      <w:pPr>
+        <w:pStyle w:val="BodyText"/>
+      </w:pPr>
+      <w:r>
+        <w:rPr>
+          <w:b/>
+          <w:bCs/>
+        </w:rPr>
+        <w:t xml:space="preserve">Commands.</w:t>
+      </w:r>
+    </w:p>
+    <w:p>
+      <w:pPr>
+        <w:pStyle w:val="Compact"/>
+        <w:numPr>
+          <w:ilvl w:val="0"/>
+          <w:numId w:val="1004"/>
+        </w:numPr>
+      </w:pPr>
+      <w:r>
+        <w:rPr>
+          <w:rStyle w:val="VerbatimChar"/>
+        </w:rPr>
+        <w:t xml:space="preserve">mark-limited --alias A [--class session|weekly|subscription] [--until EPOCH] [--reason R]</w:t>
+      </w:r>
+      <w:r>
+        <w:t xml:space="preserve"> </w:t>
+      </w:r>
+      <w:r>
+        <w:t xml:space="preserve">— record a per-alias limit from a real signal (the</w:t>
+      </w:r>
+      <w:r>
+        <w:t xml:space="preserve"> </w:t>
+      </w:r>
+      <w:r>
+        <w:rPr>
+          <w:rStyle w:val="VerbatimChar"/>
+        </w:rPr>
+        <w:t xml:space="preserve">multitrack_fallback_monitor.sh</w:t>
+      </w:r>
+      <w:r>
+        <w:t xml:space="preserve"> </w:t>
+      </w:r>
+      <w:r>
+        <w:t xml:space="preserve">429-signature classifier calls this /</w:t>
+      </w:r>
+      <w:r>
+        <w:t xml:space="preserve"> </w:t>
+      </w:r>
+      <w:r>
+        <w:rPr>
+          <w:rStyle w:val="VerbatimChar"/>
+        </w:rPr>
+        <w:t xml:space="preserve">fallback --class …</w:t>
+      </w:r>
+      <w:r>
+        <w:t xml:space="preserve">). A limited alias is</w:t>
+      </w:r>
+      <w:r>
+        <w:t xml:space="preserve"> </w:t>
+      </w:r>
+      <w:r>
+        <w:t xml:space="preserve">never auto-selected until</w:t>
+      </w:r>
+      <w:r>
+        <w:t xml:space="preserve"> </w:t>
+      </w:r>
+      <w:r>
+        <w:rPr>
+          <w:rStyle w:val="VerbatimChar"/>
+        </w:rPr>
+        <w:t xml:space="preserve">until</w:t>
+      </w:r>
+      <w:r>
+        <w:t xml:space="preserve"> </w:t>
+      </w:r>
+      <w:r>
+        <w:t xml:space="preserve">passes (session/weekly) or</w:t>
+      </w:r>
+      <w:r>
+        <w:t xml:space="preserve"> </w:t>
+      </w:r>
+      <w:r>
+        <w:rPr>
+          <w:rStyle w:val="VerbatimChar"/>
+        </w:rPr>
+        <w:t xml:space="preserve">mark-operational</w:t>
+      </w:r>
+      <w:r>
+        <w:t xml:space="preserve"> </w:t>
+      </w:r>
+      <w:r>
+        <w:t xml:space="preserve">clears it (subscription).</w:t>
+      </w:r>
+    </w:p>
+    <w:p>
+      <w:pPr>
+        <w:pStyle w:val="Compact"/>
+        <w:numPr>
+          <w:ilvl w:val="0"/>
+          <w:numId w:val="1004"/>
+        </w:numPr>
+      </w:pPr>
+      <w:r>
+        <w:rPr>
+          <w:rStyle w:val="VerbatimChar"/>
+        </w:rPr>
+        <w:t xml:space="preserve">mark-operational --alias A</w:t>
+      </w:r>
+      <w:r>
+        <w:t xml:space="preserve"> </w:t>
+      </w:r>
+      <w:r>
+        <w:t xml:space="preserve">— clear an alias's cooldown NOW (a subscription</w:t>
+      </w:r>
+      <w:r>
+        <w:t xml:space="preserve"> </w:t>
+      </w:r>
+      <w:r>
+        <w:t xml:space="preserve">renewal / operator-confirmed recovery). The next</w:t>
+      </w:r>
+      <w:r>
+        <w:t xml:space="preserve"> </w:t>
+      </w:r>
+      <w:r>
+        <w:rPr>
+          <w:rStyle w:val="VerbatimChar"/>
+        </w:rPr>
+        <w:t xml:space="preserve">auto-assign</w:t>
+      </w:r>
+      <w:r>
+        <w:t xml:space="preserve">/</w:t>
+      </w:r>
+      <w:r>
+        <w:rPr>
+          <w:rStyle w:val="VerbatimChar"/>
+        </w:rPr>
+        <w:t xml:space="preserve">promote</w:t>
+      </w:r>
+      <w:r>
+        <w:t xml:space="preserve"> </w:t>
+      </w:r>
+      <w:r>
+        <w:t xml:space="preserve">prefers it.</w:t>
+      </w:r>
+    </w:p>
+    <w:p>
+      <w:pPr>
+        <w:pStyle w:val="Compact"/>
+        <w:numPr>
+          <w:ilvl w:val="0"/>
+          <w:numId w:val="1004"/>
+        </w:numPr>
+      </w:pPr>
+      <w:r>
+        <w:rPr>
+          <w:rStyle w:val="VerbatimChar"/>
+        </w:rPr>
+        <w:t xml:space="preserve">promote [--ttl S]</w:t>
+      </w:r>
+      <w:r>
+        <w:t xml:space="preserve"> </w:t>
+      </w:r>
+      <w:r>
+        <w:t xml:space="preserve">— auto-use-on-recovery: for EVERY bound track, if a strictly</w:t>
+      </w:r>
+      <w:r>
+        <w:t xml:space="preserve"> </w:t>
+      </w:r>
+      <w:r>
+        <w:t xml:space="preserve">higher-priority (lower</w:t>
+      </w:r>
+      <w:r>
+        <w:t xml:space="preserve"> </w:t>
+      </w:r>
+      <w:r>
+        <w:rPr>
+          <w:rStyle w:val="VerbatimChar"/>
+        </w:rPr>
+        <w:t xml:space="preserve">_alias_rank</w:t>
+      </w:r>
+      <w:r>
+        <w:t xml:space="preserve">) NON-cooled alias exists, rebind the track</w:t>
+      </w:r>
+      <w:r>
+        <w:t xml:space="preserve"> </w:t>
+      </w:r>
+      <w:r>
+        <w:t xml:space="preserve">UPWARD to it, PRESERVING the worktree AND device leases (leases key on the STABLE</w:t>
+      </w:r>
+      <w:r>
+        <w:t xml:space="preserve"> </w:t>
+      </w:r>
+      <w:r>
+        <w:t xml:space="preserve">track id — §11.4.119). Idempotent. Run it after every reap/tick so a track that</w:t>
+      </w:r>
+      <w:r>
+        <w:t xml:space="preserve"> </w:t>
+      </w:r>
+      <w:r>
+        <w:t xml:space="preserve">fell onto a provider returns to a recovered native automatically.</w:t>
+      </w:r>
+    </w:p>
+    <w:p>
+      <w:pPr>
+        <w:pStyle w:val="Compact"/>
+        <w:numPr>
+          <w:ilvl w:val="0"/>
+          <w:numId w:val="1004"/>
+        </w:numPr>
+      </w:pPr>
+      <w:r>
+        <w:rPr>
+          <w:rStyle w:val="VerbatimChar"/>
+        </w:rPr>
+        <w:t xml:space="preserve">fallback --track T [--class …] [--until …]</w:t>
+      </w:r>
+      <w:r>
+        <w:t xml:space="preserve"> </w:t>
+      </w:r>
+      <w:r>
+        <w:t xml:space="preserve">— on a limit, cool the current alias</w:t>
+      </w:r>
+      <w:r>
+        <w:t xml:space="preserve"> </w:t>
+      </w:r>
+      <w:r>
+        <w:t xml:space="preserve">(class-aware) and hand the track to the next available alias.</w:t>
+      </w:r>
+    </w:p>
+    <w:p>
+      <w:pPr>
+        <w:pStyle w:val="Compact"/>
+        <w:numPr>
+          <w:ilvl w:val="0"/>
+          <w:numId w:val="1004"/>
+        </w:numPr>
+      </w:pPr>
+      <w:r>
+        <w:rPr>
+          <w:rStyle w:val="VerbatimChar"/>
+        </w:rPr>
+        <w:t xml:space="preserve">status</w:t>
+      </w:r>
+      <w:r>
+        <w:t xml:space="preserve"> </w:t>
+      </w:r>
+      <w:r>
+        <w:t xml:space="preserve">— the cooldown section now shows</w:t>
+      </w:r>
+      <w:r>
+        <w:t xml:space="preserve"> </w:t>
+      </w:r>
+      <w:r>
+        <w:rPr>
+          <w:rStyle w:val="VerbatimChar"/>
+        </w:rPr>
+        <w:t xml:space="preserve">class</w:t>
+      </w:r>
+      <w:r>
+        <w:t xml:space="preserve"> </w:t>
+      </w:r>
+      <w:r>
+        <w:t xml:space="preserve">+</w:t>
+      </w:r>
+      <w:r>
+        <w:t xml:space="preserve"> </w:t>
+      </w:r>
+      <w:r>
+        <w:rPr>
+          <w:rStyle w:val="VerbatimChar"/>
+        </w:rPr>
+        <w:t xml:space="preserve">operational-again-epoch</w:t>
+      </w:r>
+      <w:r>
+        <w:t xml:space="preserve">.</w:t>
+      </w:r>
+    </w:p>
+    <w:p>
+      <w:pPr>
+        <w:pStyle w:val="FirstParagraph"/>
+      </w:pPr>
+      <w:r>
+        <w:rPr>
+          <w:b/>
+          <w:bCs/>
+        </w:rPr>
+        <w:t xml:space="preserve">RB-02 host-budget guard fix (</w:t>
+      </w:r>
+      <w:r>
+        <w:rPr>
+          <w:rStyle w:val="VerbatimChar"/>
+          <w:b/>
+          <w:bCs/>
+        </w:rPr>
+        <w:t xml:space="preserve">multitrack_host_budget.sh</w:t>
+      </w:r>
+      <w:r>
+        <w:rPr>
+          <w:b/>
+          <w:bCs/>
+        </w:rPr>
+        <w:t xml:space="preserve">, §12.12 / §11.4.196(D)).</w:t>
+      </w:r>
+      <w:r>
+        <w:t xml:space="preserve"> </w:t>
+      </w:r>
+      <w:r>
+        <w:rPr>
+          <w:rStyle w:val="VerbatimChar"/>
+        </w:rPr>
+        <w:t xml:space="preserve">_mt_host_budget_heavy_build_running</w:t>
+      </w:r>
+      <w:r>
+        <w:t xml:space="preserve"> </w:t>
+      </w:r>
+      <w:r>
+        <w:t xml:space="preserve">no longer trusts a bare</w:t>
+      </w:r>
+      <w:r>
+        <w:t xml:space="preserve"> </w:t>
+      </w:r>
+      <w:r>
+        <w:rPr>
+          <w:rStyle w:val="VerbatimChar"/>
+        </w:rPr>
+        <w:t xml:space="preserve">pgrep -f REGEX</w:t>
+      </w:r>
+      <w:r>
+        <w:t xml:space="preserve"> </w:t>
+      </w:r>
+      <w:r>
+        <w:t xml:space="preserve">substring match (which false-matched a live</w:t>
+      </w:r>
+      <w:r>
+        <w:t xml:space="preserve"> </w:t>
+      </w:r>
+      <w:r>
+        <w:rPr>
+          <w:rStyle w:val="VerbatimChar"/>
+        </w:rPr>
+        <w:t xml:space="preserve">claude</w:t>
+      </w:r>
+      <w:r>
+        <w:t xml:space="preserve"> </w:t>
+      </w:r>
+      <w:r>
+        <w:t xml:space="preserve">worker whose prompt QUOTED the</w:t>
+      </w:r>
+      <w:r>
+        <w:t xml:space="preserve"> </w:t>
+      </w:r>
+      <w:r>
+        <w:t xml:space="preserve">pgrep pattern and REFUSED every spawn on a host with zero real builds — forensic</w:t>
+      </w:r>
+      <w:r>
+        <w:t xml:space="preserve"> </w:t>
+      </w:r>
+      <w:r>
+        <w:t xml:space="preserve">FACT 2026-07-13). It re-reads each matched PID's REAL</w:t>
+      </w:r>
+      <w:r>
+        <w:t xml:space="preserve"> </w:t>
+      </w:r>
+      <w:r>
+        <w:rPr>
+          <w:rStyle w:val="VerbatimChar"/>
+        </w:rPr>
+        <w:t xml:space="preserve">/proc/&lt;pid&gt;/cmdline</w:t>
+      </w:r>
+      <w:r>
+        <w:t xml:space="preserve"> </w:t>
+      </w:r>
+      <w:r>
+        <w:t xml:space="preserve">(via the</w:t>
+      </w:r>
+      <w:r>
+        <w:t xml:space="preserve"> </w:t>
+      </w:r>
+      <w:r>
+        <w:rPr>
+          <w:rStyle w:val="VerbatimChar"/>
+        </w:rPr>
+        <w:t xml:space="preserve">_mt_host_budget_pid_cmdline</w:t>
+      </w:r>
+      <w:r>
+        <w:t xml:space="preserve"> </w:t>
+      </w:r>
+      <w:r>
+        <w:t xml:space="preserve">seam) and excludes the pattern-CARRIER / multitrack-</w:t>
+      </w:r>
+      <w:r>
+        <w:t xml:space="preserve"> </w:t>
+      </w:r>
+      <w:r>
+        <w:t xml:space="preserve">ENGINE /</w:t>
+      </w:r>
+      <w:r>
+        <w:t xml:space="preserve"> </w:t>
+      </w:r>
+      <w:r>
+        <w:rPr>
+          <w:rStyle w:val="VerbatimChar"/>
+        </w:rPr>
+        <w:t xml:space="preserve">claude</w:t>
+      </w:r>
+      <w:r>
+        <w:t xml:space="preserve">-worker / self+parent classes; an UNREADABLE cmdline is</w:t>
+      </w:r>
+      <w:r>
+        <w:t xml:space="preserve"> </w:t>
+      </w:r>
+      <w:r>
+        <w:t xml:space="preserve">conservatively counted as a build (REFUSE — the safe, reversible default,</w:t>
+      </w:r>
+      <w:r>
+        <w:t xml:space="preserve"> </w:t>
+      </w:r>
+      <w:r>
+        <w:t xml:space="preserve">§11.4.101/§12.8), so a genuine soong/gradle/JVM-daemon build is still caught.</w:t>
+      </w:r>
+    </w:p>
+    <w:p>
+      <w:pPr>
+        <w:pStyle w:val="BodyText"/>
+      </w:pPr>
+      <w:r>
+        <w:rPr>
+          <w:b/>
+          <w:bCs/>
+        </w:rPr>
+        <w:t xml:space="preserve">Tests (anti-bluff, §11.4.115 RED-polarity + §1.1 mutation + §11.4.50 determinism):</w:t>
+      </w:r>
+    </w:p>
+    <w:p>
+      <w:pPr>
+        <w:pStyle w:val="Compact"/>
+        <w:numPr>
+          <w:ilvl w:val="0"/>
+          <w:numId w:val="1005"/>
+        </w:numPr>
+      </w:pPr>
+      <w:r>
+        <w:rPr>
+          <w:rStyle w:val="VerbatimChar"/>
+        </w:rPr>
+        <w:t xml:space="preserve">test_multitrack_host_budget_rb02_pgrep.sh</w:t>
+      </w:r>
+      <w:r>
+        <w:t xml:space="preserve"> </w:t>
+      </w:r>
+      <w:r>
+        <w:t xml:space="preserve">— RB-02 guard (hermetic stub + real-</w:t>
+      </w:r>
+      <w:r>
+        <w:rPr>
+          <w:rStyle w:val="VerbatimChar"/>
+        </w:rPr>
+        <w:t xml:space="preserve">/proc</w:t>
+      </w:r>
+      <w:r>
+        <w:t xml:space="preserve"> </w:t>
+      </w:r>
+      <w:r>
+        <w:t xml:space="preserve">E2E).</w:t>
+      </w:r>
+    </w:p>
+    <w:p>
+      <w:pPr>
+        <w:pStyle w:val="Compact"/>
+        <w:numPr>
+          <w:ilvl w:val="0"/>
+          <w:numId w:val="1005"/>
+        </w:numPr>
+      </w:pPr>
+      <w:r>
+        <w:rPr>
+          <w:rStyle w:val="VerbatimChar"/>
+        </w:rPr>
+        <w:t xml:space="preserve">test_multitrack_alias_priority_limits.sh</w:t>
+      </w:r>
+      <w:r>
+        <w:t xml:space="preserve"> </w:t>
+      </w:r>
+      <w:r>
+        <w:t xml:space="preserve">— native-first rank + per-class limit windows +</w:t>
+      </w:r>
+      <w:r>
+        <w:t xml:space="preserve"> </w:t>
+      </w:r>
+      <w:r>
+        <w:rPr>
+          <w:rStyle w:val="VerbatimChar"/>
+        </w:rPr>
+        <w:t xml:space="preserve">promote</w:t>
+      </w:r>
+      <w:r>
+        <w:t xml:space="preserve">.</w:t>
+      </w:r>
+    </w:p>
+    <w:p>
+      <w:pPr>
+        <w:pStyle w:val="Compact"/>
+        <w:numPr>
+          <w:ilvl w:val="0"/>
+          <w:numId w:val="1005"/>
+        </w:numPr>
+      </w:pPr>
+      <w:r>
+        <w:rPr>
+          <w:rStyle w:val="VerbatimChar"/>
+        </w:rPr>
+        <w:t xml:space="preserve">test_multitrack_native_first_fallback.sh</w:t>
+      </w:r>
+      <w:r>
+        <w:t xml:space="preserve"> </w:t>
+      </w:r>
+      <w:r>
+        <w:t xml:space="preserve">— native-first selection (pre-existing).</w:t>
+      </w:r>
+      <w:r>
+        <w:t xml:space="preserve"> </w:t>
+      </w:r>
+      <w:r>
+        <w:t xml:space="preserve">Run each with</w:t>
+      </w:r>
+      <w:r>
+        <w:t xml:space="preserve"> </w:t>
+      </w:r>
+      <w:r>
+        <w:rPr>
+          <w:rStyle w:val="VerbatimChar"/>
+        </w:rPr>
+        <w:t xml:space="preserve">RED_MODE=1</w:t>
+      </w:r>
+      <w:r>
+        <w:t xml:space="preserve"> </w:t>
+      </w:r>
+      <w:r>
+        <w:t xml:space="preserve">(reproduce the defect on the mutated artifact) and</w:t>
+      </w:r>
+      <w:r>
+        <w:t xml:space="preserve"> </w:t>
+      </w:r>
+      <w:r>
+        <w:rPr>
+          <w:rStyle w:val="VerbatimChar"/>
+        </w:rPr>
+        <w:t xml:space="preserve">RED_MODE=0</w:t>
+      </w:r>
+      <w:r>
+        <w:t xml:space="preserve"> </w:t>
+      </w:r>
+      <w:r>
+        <w:t xml:space="preserve">(assert the fixed behaviour + §1.1 self-check).</w:t>
+      </w:r>
+    </w:p>
+    <w:p>
+      <w:pPr>
+        <w:pStyle w:val="FirstParagraph"/>
+      </w:pPr>
+      <w:r>
+        <w:t xml:space="preserve">Honest boundary (§11.4.6): these prove the selection / tracking / rebind / guard</w:t>
+      </w:r>
+      <w:r>
+        <w:t xml:space="preserve"> </w:t>
+      </w:r>
+      <w:r>
+        <w:t xml:space="preserve">CONTRACT on the mechanism; genuine live per-subscription quota-isolation still needs</w:t>
+      </w:r>
+      <w:r>
+        <w:t xml:space="preserve"> </w:t>
+      </w:r>
+      <w:r>
+        <w:t xml:space="preserve">live tokens exercising real rate-limit boundaries (an operator acceptance window).</w:t>
+      </w:r>
+    </w:p>
+    <w:bookmarkEnd w:id="17"/>
+    <w:bookmarkEnd w:id="18"/>
     <w:sectPr>
       <w:footnotePr>
         <w:numRestart w:val="eachSect"/>
@@ -3706,6 +5422,12 @@
     <w:lvlOverride w:ilvl="8">
       <w:startOverride w:val="1"/>
     </w:lvlOverride>
+  </w:num>
+  <w:num w:numId="1004">
+    <w:abstractNumId w:val="991"/>
+  </w:num>
+  <w:num w:numId="1005">
+    <w:abstractNumId w:val="991"/>
   </w:num>
 </w:numbering>
 </file>

--- a/scripts/multitrack/README.docx
+++ b/scripts/multitrack/README.docx
@@ -2,14 +2,6 @@
 <file path=word/document.xml><?xml version="1.0" encoding="utf-8"?>
 <w:document xmlns:w="http://schemas.openxmlformats.org/wordprocessingml/2006/main" xmlns:m="http://schemas.openxmlformats.org/officeDocument/2006/math" xmlns:r="http://schemas.openxmlformats.org/officeDocument/2006/relationships" xmlns:o="urn:schemas-microsoft-com:office:office" xmlns:v="urn:schemas-microsoft-com:vml" xmlns:w10="urn:schemas-microsoft-com:office:word" xmlns:a="http://schemas.openxmlformats.org/drawingml/2006/main" xmlns:pic="http://schemas.openxmlformats.org/drawingml/2006/picture" xmlns:wp="http://schemas.openxmlformats.org/drawingml/2006/wordprocessingDrawing">
   <w:body>
-    <w:p>
-      <w:pPr>
-        <w:pStyle w:val="Title"/>
-      </w:pPr>
-      <w:r>
-        <w:t xml:space="preserve">README</w:t>
-      </w:r>
-    </w:p>
     <w:bookmarkStart w:id="18" w:name="Xec99d9f35fc1824d3eef1429bd1befa5e5beb16"/>
     <w:p>
       <w:pPr>
@@ -5492,8 +5484,8 @@
     </w:pPr>
     <w:rPr>
       <w:rFonts w:asciiTheme="majorHAnsi" w:cstheme="majorBidi" w:eastAsiaTheme="majorEastAsia" w:hAnsiTheme="majorHAnsi"/>
-      <w:sz w:val="56"/>
-      <w:szCs w:val="56"/>
+      <w:sz w:val="40"/>
+      <w:szCs w:val="40"/>
     </w:rPr>
   </w:style>
   <w:style w:customStyle="1" w:styleId="TitleChar" w:type="character">
@@ -5627,8 +5619,8 @@
     <w:rPr>
       <w:rFonts w:asciiTheme="majorHAnsi" w:cstheme="majorBidi" w:eastAsiaTheme="majorEastAsia" w:hAnsiTheme="majorHAnsi"/>
       <w:color w:themeColor="accent1" w:themeShade="BF" w:val="0F4761"/>
-      <w:sz w:val="40"/>
-      <w:szCs w:val="40"/>
+      <w:sz w:val="32"/>
+      <w:szCs w:val="32"/>
     </w:rPr>
   </w:style>
   <w:style w:styleId="Heading2" w:type="paragraph">
@@ -5650,8 +5642,8 @@
     <w:rPr>
       <w:rFonts w:asciiTheme="majorHAnsi" w:cstheme="majorBidi" w:eastAsiaTheme="majorEastAsia" w:hAnsiTheme="majorHAnsi"/>
       <w:color w:themeColor="accent1" w:themeShade="BF" w:val="0F4761"/>
-      <w:sz w:val="32"/>
-      <w:szCs w:val="32"/>
+      <w:sz w:val="26"/>
+      <w:szCs w:val="26"/>
     </w:rPr>
   </w:style>
   <w:style w:styleId="Heading3" w:type="paragraph">
@@ -5673,8 +5665,8 @@
     <w:rPr>
       <w:rFonts w:cstheme="majorBidi" w:eastAsiaTheme="majorEastAsia"/>
       <w:color w:themeColor="accent1" w:themeShade="BF" w:val="0F4761"/>
-      <w:sz w:val="28"/>
-      <w:szCs w:val="28"/>
+      <w:sz w:val="24"/>
+      <w:szCs w:val="24"/>
     </w:rPr>
   </w:style>
   <w:style w:styleId="Heading4" w:type="paragraph">
@@ -5694,6 +5686,8 @@
       <w:outlineLvl w:val="3"/>
     </w:pPr>
     <w:rPr>
+      <w:sz w:val="22"/>
+      <w:szCs w:val="22"/>
       <w:rFonts w:cstheme="majorBidi" w:eastAsiaTheme="majorEastAsia"/>
       <w:i/>
       <w:iCs/>
